--- a/worksheets/W15.docx
+++ b/worksheets/W15.docx
@@ -6,6 +6,7 @@
       <w:pPr>
         <w:keepNext/>
         <w:keepLines w:val="0"/>
+        <w:pageBreakBefore w:val="0"/>
         <w:spacing w:before="0" w:after="60" w:line="293" w:lineRule="auto"/>
       </w:pPr>
       <w:r>
@@ -786,16 +787,9 @@
     </w:tbl>
     <w:p>
       <w:pPr>
-        <w:spacing w:after="0"/>
-      </w:pPr>
-      <w:r>
-        <w:br w:type="page"/>
-      </w:r>
-    </w:p>
-    <w:p>
-      <w:pPr>
         <w:keepNext/>
         <w:keepLines w:val="0"/>
+        <w:pageBreakBefore/>
         <w:spacing w:before="0" w:after="60" w:line="293" w:lineRule="auto"/>
       </w:pPr>
       <w:r>
@@ -1669,16 +1663,9 @@
     </w:tbl>
     <w:p>
       <w:pPr>
-        <w:spacing w:after="0"/>
-      </w:pPr>
-      <w:r>
-        <w:br w:type="page"/>
-      </w:r>
-    </w:p>
-    <w:p>
-      <w:pPr>
         <w:keepNext/>
         <w:keepLines w:val="0"/>
+        <w:pageBreakBefore/>
         <w:spacing w:before="0" w:after="60" w:line="293" w:lineRule="auto"/>
       </w:pPr>
       <w:r>
@@ -2474,90 +2461,11 @@
         <w:t>這週的招，我在＿＿科的＿＿（單元／題型）用得上，因為＿＿。寫到具體單元／題型才算；想不到就寫「這週的招是＿＿」。</w:t>
       </w:r>
     </w:p>
-    <w:tbl>
-      <w:tblPr>
-        <w:tblW w:type="dxa" w:w="9865"/>
-        <w:jc w:val="left"/>
-        <w:tblLayout w:type="fixed"/>
-        <w:tblLook w:firstColumn="1" w:firstRow="1" w:lastColumn="0" w:lastRow="0" w:noHBand="0" w:noVBand="1" w:val="04A0"/>
-        <w:tblInd w:type="dxa" w:w="0"/>
-      </w:tblPr>
-      <w:tblGrid>
-        <w:gridCol w:w="9865"/>
-      </w:tblGrid>
-      <w:tr>
-        <w:trPr>
-          <w:trHeight w:val="437" w:hRule="atLeast"/>
-        </w:trPr>
-        <w:tc>
-          <w:tcPr>
-            <w:tcW w:type="dxa" w:w="9865"/>
-            <w:tcMar>
-              <w:top w:w="0" w:type="dxa"/>
-              <w:start w:w="0" w:type="dxa"/>
-              <w:bottom w:w="0" w:type="dxa"/>
-              <w:end w:w="0" w:type="dxa"/>
-            </w:tcMar>
-            <w:tcBorders>
-              <w:top w:val="nil"/>
-              <w:bottom w:val="single" w:sz="5" w:space="0" w:color="CBD5E1"/>
-              <w:start w:val="nil"/>
-              <w:end w:val="nil"/>
-            </w:tcBorders>
-          </w:tcPr>
-          <w:p>
-            <w:pPr>
-              <w:spacing w:before="0" w:after="0" w:line="240" w:lineRule="auto"/>
-            </w:pPr>
-            <w:r>
-              <w:t xml:space="preserve"> </w:t>
-            </w:r>
-          </w:p>
-        </w:tc>
-      </w:tr>
-      <w:tr>
-        <w:trPr>
-          <w:trHeight w:val="437" w:hRule="atLeast"/>
-        </w:trPr>
-        <w:tc>
-          <w:tcPr>
-            <w:tcW w:type="dxa" w:w="9865"/>
-            <w:tcMar>
-              <w:top w:w="0" w:type="dxa"/>
-              <w:start w:w="0" w:type="dxa"/>
-              <w:bottom w:w="0" w:type="dxa"/>
-              <w:end w:w="0" w:type="dxa"/>
-            </w:tcMar>
-            <w:tcBorders>
-              <w:top w:val="nil"/>
-              <w:bottom w:val="single" w:sz="5" w:space="0" w:color="CBD5E1"/>
-              <w:start w:val="nil"/>
-              <w:end w:val="nil"/>
-            </w:tcBorders>
-          </w:tcPr>
-          <w:p>
-            <w:pPr>
-              <w:spacing w:before="0" w:after="0" w:line="240" w:lineRule="auto"/>
-            </w:pPr>
-            <w:r>
-              <w:t xml:space="preserve"> </w:t>
-            </w:r>
-          </w:p>
-        </w:tc>
-      </w:tr>
-    </w:tbl>
-    <w:p>
-      <w:pPr>
-        <w:spacing w:after="0"/>
-      </w:pPr>
-      <w:r>
-        <w:br w:type="page"/>
-      </w:r>
-    </w:p>
     <w:p>
       <w:pPr>
         <w:keepNext/>
         <w:keepLines w:val="0"/>
+        <w:pageBreakBefore/>
         <w:spacing w:before="0" w:after="60" w:line="293" w:lineRule="auto"/>
       </w:pPr>
       <w:r>
@@ -2602,7 +2510,7 @@
           <w:color w:val="5B6573"/>
           <w:sz w:val="22"/>
         </w:rPr>
-        <w:t>老師不讀、不計分；可不寫、遮住或撕下。W15 只收第 1–3 頁。</w:t>
+        <w:t>老師不讀、不計分；可不寫、遮住或撕下。W13、W15 核心頁保留到 W16 關閉 Gate 4；W14 可選。</w:t>
       </w:r>
     </w:p>
     <w:p>
@@ -3242,7 +3150,7 @@
           <w:color w:val="1A2340"/>
           <w:sz w:val="22"/>
         </w:rPr>
-        <w:t>完成 300–500 字立場文；若要改成單獨口述、即時錄音或限時書寫，課前告知即可，不用說原因；題目不預告。</w:t>
+        <w:t>完成 300–500 字立場文；若要改成單獨口述、即時錄音或限時書寫，課前告知即可，不用說原因；個人追問題目不預告。</w:t>
       </w:r>
     </w:p>
     <w:tbl>

--- a/worksheets/W15.docx
+++ b/worksheets/W15.docx
@@ -3150,7 +3150,7 @@
           <w:color w:val="1A2340"/>
           <w:sz w:val="22"/>
         </w:rPr>
-        <w:t>完成 300–500 字立場文；若要改成單獨口述、即時錄音或限時書寫，課前告知即可，不用說原因；個人追問題目不預告。</w:t>
+        <w:t>完成 300–500 字立場文；個人事前未知答辯通常採全班同步 5 分鐘書面題卡；核准替代只更換表達媒介，不降低未知性與個人歸因。</w:t>
       </w:r>
     </w:p>
     <w:tbl>

--- a/worksheets/W15.docx
+++ b/worksheets/W15.docx
@@ -2510,7 +2510,7 @@
           <w:color w:val="5B6573"/>
           <w:sz w:val="22"/>
         </w:rPr>
-        <w:t>老師不讀、不計分；可不寫、遮住或撕下。W13、W15 核心頁保留到 W16 關閉 Gate 4；W14 可選。</w:t>
+        <w:t>老師不讀、不計分；可不寫、遮住或撕下。W13、W15 核心頁保留到 W16；缺席／核准替代仍留相同 V1、人類復述、定位與 V2。</w:t>
       </w:r>
     </w:p>
     <w:p>

--- a/worksheets/W15.docx
+++ b/worksheets/W15.docx
@@ -358,7 +358,7 @@
           <w:color w:val="1A2340"/>
           <w:sz w:val="22"/>
         </w:rPr>
-        <w:t>兩個做法 × 指標＿＿；暫時立場＿＿；我承認反方說對＿＿。</w:t>
+        <w:t>兩個做法 × 用同一種方法比較的 2–3 件事＿＿；暫時立場＿＿；我承認反方說對＿＿。</w:t>
       </w:r>
     </w:p>
     <w:tbl>
@@ -703,7 +703,7 @@
           <w:color w:val="1A2340"/>
           <w:sz w:val="30"/>
         </w:rPr>
-        <w:t>W14 比喻</w:t>
+        <w:t>W14 可選帶入｜0 分</w:t>
       </w:r>
     </w:p>
     <w:p>
@@ -740,7 +740,7 @@
           <w:color w:val="1A2340"/>
           <w:sz w:val="22"/>
         </w:rPr>
-        <w:t>□不使用 □使用且緊接限縮句＿＿。</w:t>
+        <w:t>□不沿用　□沿用文字／圖卡／聲音稿／短片草圖。材料來源＿＿；AI 幫忙的是＿＿；最後由我們改成＿＿。</w:t>
       </w:r>
     </w:p>
     <w:tbl>
@@ -754,6 +754,36 @@
       <w:tblGrid>
         <w:gridCol w:w="9865"/>
       </w:tblGrid>
+      <w:tr>
+        <w:trPr>
+          <w:trHeight w:val="437" w:hRule="atLeast"/>
+        </w:trPr>
+        <w:tc>
+          <w:tcPr>
+            <w:tcW w:type="dxa" w:w="9865"/>
+            <w:tcMar>
+              <w:top w:w="0" w:type="dxa"/>
+              <w:start w:w="0" w:type="dxa"/>
+              <w:bottom w:w="0" w:type="dxa"/>
+              <w:end w:w="0" w:type="dxa"/>
+            </w:tcMar>
+            <w:tcBorders>
+              <w:top w:val="nil"/>
+              <w:bottom w:val="single" w:sz="5" w:space="0" w:color="CBD5E1"/>
+              <w:start w:val="nil"/>
+              <w:end w:val="nil"/>
+            </w:tcBorders>
+          </w:tcPr>
+          <w:p>
+            <w:pPr>
+              <w:spacing w:before="0" w:after="0" w:line="240" w:lineRule="auto"/>
+            </w:pPr>
+            <w:r>
+              <w:t xml:space="preserve"> </w:t>
+            </w:r>
+          </w:p>
+        </w:tc>
+      </w:tr>
       <w:tr>
         <w:trPr>
           <w:trHeight w:val="437" w:hRule="atLeast"/>
@@ -1313,7 +1343,7 @@
           <w:color w:val="1A2340"/>
           <w:sz w:val="30"/>
         </w:rPr>
-        <w:t>文字證據</w:t>
+        <w:t>作品位置</w:t>
       </w:r>
     </w:p>
     <w:p>
@@ -1350,7 +1380,7 @@
           <w:color w:val="1A2340"/>
           <w:sz w:val="22"/>
         </w:rPr>
-        <w:t>第＿＿頁／原句＿＿，可能讓人這樣讀。</w:t>
+        <w:t>第＿＿張／原句、畫面、聲音或順序＿＿，可能讓人這樣讀。</w:t>
       </w:r>
     </w:p>
     <w:tbl>
@@ -1556,7 +1586,7 @@
           <w:color w:val="1A2340"/>
           <w:sz w:val="22"/>
         </w:rPr>
-        <w:t>我認為他誤讀的原因是＿＿；我的文字證據是＿＿。</w:t>
+        <w:t>我認為他誤讀的原因是＿＿；我的作品根據是＿＿。</w:t>
       </w:r>
     </w:p>
     <w:tbl>
@@ -1693,7 +1723,7 @@
           <w:color w:val="1A2340"/>
           <w:sz w:val="44"/>
         </w:rPr>
-        <w:t>依文字證據修訂，再查條件與停止點</w:t>
+        <w:t>依作品位置修訂，再查條件與停止點</w:t>
       </w:r>
     </w:p>
     <w:p>
@@ -1784,7 +1814,7 @@
           <w:color w:val="1A2340"/>
           <w:sz w:val="22"/>
         </w:rPr>
-        <w:t>第＿＿頁，原本＿＿，改成＿＿，因為＿＿。</w:t>
+        <w:t>第＿＿張，原本的字詞／畫面／聲音／順序＿＿，改成＿＿，因為＿＿。</w:t>
       </w:r>
     </w:p>
     <w:tbl>
@@ -1960,7 +1990,7 @@
           <w:color w:val="1A2340"/>
           <w:sz w:val="22"/>
         </w:rPr>
-        <w:t>第＿＿頁，我□改成＿＿ □保留＿＿，因為讀者＿＿。</w:t>
+        <w:t>第＿＿張，我□改成＿＿ □保留＿＿，因為讀者＿＿。</w:t>
       </w:r>
     </w:p>
     <w:tbl>
@@ -2282,7 +2312,7 @@
           <w:color w:val="1A2340"/>
           <w:sz w:val="22"/>
         </w:rPr>
-        <w:t>現在別人應能復述＿＿。□固定五張 □關頁復述 □定位原句 □修訂／保留＋條件與停止點。</w:t>
+        <w:t>現在別人應能復述＿＿。□固定五張 □關頁復述 □定位作品位置 □修訂／保留＋條件與停止點。</w:t>
       </w:r>
     </w:p>
     <w:tbl>
@@ -2391,6 +2421,58 @@
       <w:pPr>
         <w:keepNext/>
         <w:keepLines w:val="0"/>
+        <w:pageBreakBefore/>
+        <w:spacing w:before="0" w:after="60" w:line="293" w:lineRule="auto"/>
+      </w:pPr>
+      <w:r>
+        <w:rPr>
+          <w:rFonts w:ascii="JetBrains Mono" w:hAnsi="JetBrains Mono" w:eastAsia="Arial Unicode MS"/>
+          <w:b/>
+          <w:i w:val="0"/>
+          <w:color w:val="1D4ED8"/>
+          <w:sz w:val="22"/>
+        </w:rPr>
+        <w:t>W15 / 04</w:t>
+      </w:r>
+    </w:p>
+    <w:p>
+      <w:pPr>
+        <w:keepNext/>
+        <w:keepLines w:val="0"/>
+        <w:spacing w:before="0" w:after="80" w:line="252" w:lineRule="auto"/>
+      </w:pPr>
+      <w:r>
+        <w:rPr>
+          <w:rFonts w:ascii="Arial Unicode MS" w:hAnsi="Arial Unicode MS" w:eastAsia="Arial Unicode MS"/>
+          <w:b/>
+          <w:i w:val="0"/>
+          <w:color w:val="1A2340"/>
+          <w:sz w:val="44"/>
+        </w:rPr>
+        <w:t>個人反思｜可留白・不計分</w:t>
+      </w:r>
+    </w:p>
+    <w:p>
+      <w:pPr>
+        <w:keepNext w:val="0"/>
+        <w:keepLines w:val="0"/>
+        <w:spacing w:before="0" w:after="140" w:line="293" w:lineRule="auto"/>
+      </w:pPr>
+      <w:r>
+        <w:rPr>
+          <w:rFonts w:ascii="Arial Unicode MS" w:hAnsi="Arial Unicode MS" w:eastAsia="Arial Unicode MS"/>
+          <w:b w:val="0"/>
+          <w:i w:val="0"/>
+          <w:color w:val="5B6573"/>
+          <w:sz w:val="22"/>
+        </w:rPr>
+        <w:t>本頁隨整本收回保管；可改寫、用代稱或留白。W13、W15 核心頁供 W16 學習關卡 4 回查。</w:t>
+      </w:r>
+    </w:p>
+    <w:p>
+      <w:pPr>
+        <w:keepNext/>
+        <w:keepLines w:val="0"/>
         <w:spacing w:before="100" w:after="40" w:line="293" w:lineRule="auto"/>
       </w:pPr>
       <w:r>
@@ -2401,7 +2483,7 @@
           <w:color w:val="1D4ED8"/>
           <w:sz w:val="30"/>
         </w:rPr>
-        <w:t>05</w:t>
+        <w:t>01</w:t>
       </w:r>
       <w:r>
         <w:rPr>
@@ -2421,7 +2503,7 @@
           <w:color w:val="1A2340"/>
           <w:sz w:val="30"/>
         </w:rPr>
-        <w:t>橋接欄｜收尾 30 秒，不評分</w:t>
+        <w:t>個人反思｜可留白</w:t>
       </w:r>
     </w:p>
     <w:p>
@@ -2458,132 +2540,6 @@
           <w:color w:val="1A2340"/>
           <w:sz w:val="22"/>
         </w:rPr>
-        <w:t>這週的招，我在＿＿科的＿＿（單元／題型）用得上，因為＿＿。寫到具體單元／題型才算；想不到就寫「這週的招是＿＿」。</w:t>
-      </w:r>
-    </w:p>
-    <w:p>
-      <w:pPr>
-        <w:keepNext/>
-        <w:keepLines w:val="0"/>
-        <w:pageBreakBefore/>
-        <w:spacing w:before="0" w:after="60" w:line="293" w:lineRule="auto"/>
-      </w:pPr>
-      <w:r>
-        <w:rPr>
-          <w:rFonts w:ascii="JetBrains Mono" w:hAnsi="JetBrains Mono" w:eastAsia="Arial Unicode MS"/>
-          <w:b/>
-          <w:i w:val="0"/>
-          <w:color w:val="1D4ED8"/>
-          <w:sz w:val="22"/>
-        </w:rPr>
-        <w:t>W15 / 04</w:t>
-      </w:r>
-    </w:p>
-    <w:p>
-      <w:pPr>
-        <w:keepNext/>
-        <w:keepLines w:val="0"/>
-        <w:spacing w:before="0" w:after="80" w:line="252" w:lineRule="auto"/>
-      </w:pPr>
-      <w:r>
-        <w:rPr>
-          <w:rFonts w:ascii="Arial Unicode MS" w:hAnsi="Arial Unicode MS" w:eastAsia="Arial Unicode MS"/>
-          <w:b/>
-          <w:i w:val="0"/>
-          <w:color w:val="1A2340"/>
-          <w:sz w:val="44"/>
-        </w:rPr>
-        <w:t>自留札記｜這一頁不交</w:t>
-      </w:r>
-    </w:p>
-    <w:p>
-      <w:pPr>
-        <w:keepNext w:val="0"/>
-        <w:keepLines w:val="0"/>
-        <w:spacing w:before="0" w:after="140" w:line="293" w:lineRule="auto"/>
-      </w:pPr>
-      <w:r>
-        <w:rPr>
-          <w:rFonts w:ascii="Arial Unicode MS" w:hAnsi="Arial Unicode MS" w:eastAsia="Arial Unicode MS"/>
-          <w:b w:val="0"/>
-          <w:i w:val="0"/>
-          <w:color w:val="5B6573"/>
-          <w:sz w:val="22"/>
-        </w:rPr>
-        <w:t>老師不讀、不計分；可不寫、遮住或撕下。W13、W15 核心頁保留到 W16；缺席／核准替代仍留相同 V1、人類復述、定位與 V2。</w:t>
-      </w:r>
-    </w:p>
-    <w:p>
-      <w:pPr>
-        <w:keepNext/>
-        <w:keepLines w:val="0"/>
-        <w:spacing w:before="100" w:after="40" w:line="293" w:lineRule="auto"/>
-      </w:pPr>
-      <w:r>
-        <w:rPr>
-          <w:rFonts w:ascii="JetBrains Mono" w:hAnsi="JetBrains Mono" w:eastAsia="Arial Unicode MS"/>
-          <w:b/>
-          <w:i w:val="0"/>
-          <w:color w:val="1D4ED8"/>
-          <w:sz w:val="30"/>
-        </w:rPr>
-        <w:t>01</w:t>
-      </w:r>
-      <w:r>
-        <w:rPr>
-          <w:rFonts w:ascii="Arial Unicode MS" w:hAnsi="Arial Unicode MS" w:eastAsia="Arial Unicode MS"/>
-          <w:b w:val="0"/>
-          <w:i w:val="0"/>
-          <w:color w:val="1D4ED8"/>
-          <w:sz w:val="30"/>
-        </w:rPr>
-        <w:t xml:space="preserve">  </w:t>
-      </w:r>
-      <w:r>
-        <w:rPr>
-          <w:rFonts w:ascii="Arial Unicode MS" w:hAnsi="Arial Unicode MS" w:eastAsia="Arial Unicode MS"/>
-          <w:b/>
-          <w:i w:val="0"/>
-          <w:color w:val="1A2340"/>
-          <w:sz w:val="30"/>
-        </w:rPr>
-        <w:t>只給自己</w:t>
-      </w:r>
-    </w:p>
-    <w:p>
-      <w:pPr>
-        <w:keepNext/>
-        <w:keepLines w:val="0"/>
-        <w:spacing w:before="0" w:after="20" w:line="293" w:lineRule="auto"/>
-      </w:pPr>
-      <w:r>
-        <w:rPr>
-          <w:rFonts w:ascii="Arial Unicode MS" w:hAnsi="Arial Unicode MS" w:eastAsia="Arial Unicode MS"/>
-          <w:b/>
-          <w:i w:val="0"/>
-          <w:color w:val="5B6573"/>
-          <w:sz w:val="22"/>
-        </w:rPr>
-        <w:t>自留札記</w:t>
-      </w:r>
-      <w:r>
-        <w:rPr>
-          <w:rFonts w:ascii="Arial Unicode MS" w:hAnsi="Arial Unicode MS" w:eastAsia="Arial Unicode MS"/>
-          <w:b w:val="0"/>
-          <w:i w:val="0"/>
-          <w:color w:val="7B8491"/>
-          <w:sz w:val="22"/>
-        </w:rPr>
-        <w:t xml:space="preserve">  ｜  </w:t>
-      </w:r>
-      <w:r>
-        <w:rPr>
-          <w:rFonts w:ascii="Arial Unicode MS" w:hAnsi="Arial Unicode MS" w:eastAsia="Arial Unicode MS"/>
-          <w:b w:val="0"/>
-          <w:i w:val="0"/>
-          <w:color w:val="1A2340"/>
-          <w:sz w:val="22"/>
-        </w:rPr>
         <w:t>我最擔心讀者把哪一句理解成我沒有主張的事？如果發生，我想先修哪裡？</w:t>
       </w:r>
     </w:p>
@@ -2598,96 +2554,6 @@
       <w:tblGrid>
         <w:gridCol w:w="9865"/>
       </w:tblGrid>
-      <w:tr>
-        <w:trPr>
-          <w:trHeight w:val="437" w:hRule="atLeast"/>
-        </w:trPr>
-        <w:tc>
-          <w:tcPr>
-            <w:tcW w:type="dxa" w:w="9865"/>
-            <w:tcMar>
-              <w:top w:w="0" w:type="dxa"/>
-              <w:start w:w="0" w:type="dxa"/>
-              <w:bottom w:w="0" w:type="dxa"/>
-              <w:end w:w="0" w:type="dxa"/>
-            </w:tcMar>
-            <w:tcBorders>
-              <w:top w:val="nil"/>
-              <w:bottom w:val="single" w:sz="5" w:space="0" w:color="CBD5E1"/>
-              <w:start w:val="nil"/>
-              <w:end w:val="nil"/>
-            </w:tcBorders>
-          </w:tcPr>
-          <w:p>
-            <w:pPr>
-              <w:spacing w:before="0" w:after="0" w:line="240" w:lineRule="auto"/>
-            </w:pPr>
-            <w:r>
-              <w:t xml:space="preserve"> </w:t>
-            </w:r>
-          </w:p>
-        </w:tc>
-      </w:tr>
-      <w:tr>
-        <w:trPr>
-          <w:trHeight w:val="437" w:hRule="atLeast"/>
-        </w:trPr>
-        <w:tc>
-          <w:tcPr>
-            <w:tcW w:type="dxa" w:w="9865"/>
-            <w:tcMar>
-              <w:top w:w="0" w:type="dxa"/>
-              <w:start w:w="0" w:type="dxa"/>
-              <w:bottom w:w="0" w:type="dxa"/>
-              <w:end w:w="0" w:type="dxa"/>
-            </w:tcMar>
-            <w:tcBorders>
-              <w:top w:val="nil"/>
-              <w:bottom w:val="single" w:sz="5" w:space="0" w:color="CBD5E1"/>
-              <w:start w:val="nil"/>
-              <w:end w:val="nil"/>
-            </w:tcBorders>
-          </w:tcPr>
-          <w:p>
-            <w:pPr>
-              <w:spacing w:before="0" w:after="0" w:line="240" w:lineRule="auto"/>
-            </w:pPr>
-            <w:r>
-              <w:t xml:space="preserve"> </w:t>
-            </w:r>
-          </w:p>
-        </w:tc>
-      </w:tr>
-      <w:tr>
-        <w:trPr>
-          <w:trHeight w:val="437" w:hRule="atLeast"/>
-        </w:trPr>
-        <w:tc>
-          <w:tcPr>
-            <w:tcW w:type="dxa" w:w="9865"/>
-            <w:tcMar>
-              <w:top w:w="0" w:type="dxa"/>
-              <w:start w:w="0" w:type="dxa"/>
-              <w:bottom w:w="0" w:type="dxa"/>
-              <w:end w:w="0" w:type="dxa"/>
-            </w:tcMar>
-            <w:tcBorders>
-              <w:top w:val="nil"/>
-              <w:bottom w:val="single" w:sz="5" w:space="0" w:color="CBD5E1"/>
-              <w:start w:val="nil"/>
-              <w:end w:val="nil"/>
-            </w:tcBorders>
-          </w:tcPr>
-          <w:p>
-            <w:pPr>
-              <w:spacing w:before="0" w:after="0" w:line="240" w:lineRule="auto"/>
-            </w:pPr>
-            <w:r>
-              <w:t xml:space="preserve"> </w:t>
-            </w:r>
-          </w:p>
-        </w:tc>
-      </w:tr>
       <w:tr>
         <w:trPr>
           <w:trHeight w:val="437" w:hRule="atLeast"/>
@@ -3150,7 +3016,7 @@
           <w:color w:val="1A2340"/>
           <w:sz w:val="22"/>
         </w:rPr>
-        <w:t>完成 300–500 字立場文；個人事前未知答辯通常採全班同步 5 分鐘書面題卡；核准替代只更換表達媒介，不降低未知性與個人歸因。</w:t>
+        <w:t>完成 300–500 字立場文。W16 會全班同時做一張沒先看過的限時題卡；有核准安排者只換作答方式，題目要求相同。</w:t>
       </w:r>
     </w:p>
     <w:tbl>
@@ -3255,6 +3121,117 @@
         </w:tc>
       </w:tr>
     </w:tbl>
+    <w:p>
+      <w:pPr>
+        <w:keepNext/>
+        <w:keepLines w:val="0"/>
+        <w:spacing w:before="60" w:after="20" w:line="293" w:lineRule="auto"/>
+      </w:pPr>
+      <w:r>
+        <w:rPr>
+          <w:rFonts w:ascii="Arial Unicode MS" w:hAnsi="Arial Unicode MS" w:eastAsia="Arial Unicode MS"/>
+          <w:b/>
+          <w:i w:val="0"/>
+          <w:color w:val="1D4ED8"/>
+          <w:sz w:val="22"/>
+        </w:rPr>
+        <w:t>課堂必寫</w:t>
+      </w:r>
+      <w:r>
+        <w:rPr>
+          <w:rFonts w:ascii="Arial Unicode MS" w:hAnsi="Arial Unicode MS" w:eastAsia="Arial Unicode MS"/>
+          <w:b w:val="0"/>
+          <w:i w:val="0"/>
+          <w:color w:val="7B8491"/>
+          <w:sz w:val="22"/>
+        </w:rPr>
+        <w:t xml:space="preserve">  ｜  </w:t>
+      </w:r>
+      <w:r>
+        <w:rPr>
+          <w:rFonts w:ascii="Arial Unicode MS" w:hAnsi="Arial Unicode MS" w:eastAsia="Arial Unicode MS"/>
+          <w:b w:val="0"/>
+          <w:i w:val="0"/>
+          <w:color w:val="1A2340"/>
+          <w:sz w:val="22"/>
+        </w:rPr>
+        <w:t>完成確認｜下課前｜□ 只拍自己的第 1–4 頁上傳 Classroom　□ 紙本全本交回</w:t>
+      </w:r>
+    </w:p>
+    <w:p>
+      <w:pPr>
+        <w:keepNext/>
+        <w:keepLines w:val="0"/>
+        <w:spacing w:before="100" w:after="40" w:line="293" w:lineRule="auto"/>
+      </w:pPr>
+      <w:r>
+        <w:rPr>
+          <w:rFonts w:ascii="JetBrains Mono" w:hAnsi="JetBrains Mono" w:eastAsia="Arial Unicode MS"/>
+          <w:b/>
+          <w:i w:val="0"/>
+          <w:color w:val="1D4ED8"/>
+          <w:sz w:val="30"/>
+        </w:rPr>
+        <w:t>04</w:t>
+      </w:r>
+      <w:r>
+        <w:rPr>
+          <w:rFonts w:ascii="Arial Unicode MS" w:hAnsi="Arial Unicode MS" w:eastAsia="Arial Unicode MS"/>
+          <w:b w:val="0"/>
+          <w:i w:val="0"/>
+          <w:color w:val="1D4ED8"/>
+          <w:sz w:val="30"/>
+        </w:rPr>
+        <w:t xml:space="preserve">  </w:t>
+      </w:r>
+      <w:r>
+        <w:rPr>
+          <w:rFonts w:ascii="Arial Unicode MS" w:hAnsi="Arial Unicode MS" w:eastAsia="Arial Unicode MS"/>
+          <w:b/>
+          <w:i w:val="0"/>
+          <w:color w:val="1A2340"/>
+          <w:sz w:val="30"/>
+        </w:rPr>
+        <w:t>交棒欄｜收尾 30 秒，不評分</w:t>
+      </w:r>
+    </w:p>
+    <w:p>
+      <w:pPr>
+        <w:keepNext/>
+        <w:keepLines w:val="0"/>
+        <w:spacing w:before="0" w:after="20" w:line="293" w:lineRule="auto"/>
+      </w:pPr>
+      <w:r>
+        <w:rPr>
+          <w:rFonts w:ascii="Arial Unicode MS" w:hAnsi="Arial Unicode MS" w:eastAsia="Arial Unicode MS"/>
+          <w:b/>
+          <w:i w:val="0"/>
+          <w:color w:val="5B6573"/>
+          <w:sz w:val="22"/>
+        </w:rPr>
+        <w:t>不評分</w:t>
+      </w:r>
+      <w:r>
+        <w:rPr>
+          <w:rFonts w:ascii="Arial Unicode MS" w:hAnsi="Arial Unicode MS" w:eastAsia="Arial Unicode MS"/>
+          <w:b w:val="0"/>
+          <w:i w:val="0"/>
+          <w:color w:val="7B8491"/>
+          <w:sz w:val="22"/>
+        </w:rPr>
+        <w:t xml:space="preserve">  ｜  </w:t>
+      </w:r>
+      <w:r>
+        <w:rPr>
+          <w:rFonts w:ascii="Arial Unicode MS" w:hAnsi="Arial Unicode MS" w:eastAsia="Arial Unicode MS"/>
+          <w:b w:val="0"/>
+          <w:i w:val="0"/>
+          <w:color w:val="1A2340"/>
+          <w:sz w:val="22"/>
+        </w:rPr>
+        <w:t>帶到 W16：讀者最容易誤解第＿＿張的＿＿；公開前我要守住的成立條件／停止點是＿＿。</w:t>
+      </w:r>
+    </w:p>
     <w:sectPr>
       <w:headerReference w:type="default" r:id="rId9"/>
       <w:footerReference w:type="default" r:id="rId10"/>

--- a/worksheets/W15.docx
+++ b/worksheets/W15.docx
@@ -740,7 +740,7 @@
           <w:color w:val="1A2340"/>
           <w:sz w:val="22"/>
         </w:rPr>
-        <w:t>□不沿用　□沿用文字／圖卡／聲音稿／短片草圖。材料來源＿＿；AI 幫忙的是＿＿；最後由我們改成＿＿。</w:t>
+        <w:t>□不沿用　□沿用已核過的關係／邊界／文字／圖卡／聲音稿／短片草圖。材料來源＿＿；AI 幫忙的是＿＿；最後由我們改成＿＿。沒有 W14 材料也不阻擋。</w:t>
       </w:r>
     </w:p>
     <w:tbl>
@@ -2449,7 +2449,7 @@
           <w:color w:val="1A2340"/>
           <w:sz w:val="44"/>
         </w:rPr>
-        <w:t>個人反思｜可留白・不計分</w:t>
+        <w:t>換個情境，再試一次</w:t>
       </w:r>
     </w:p>
     <w:p>
@@ -2466,7 +2466,7 @@
           <w:color w:val="5B6573"/>
           <w:sz w:val="22"/>
         </w:rPr>
-        <w:t>本頁隨整本收回保管；可改寫、用代稱或留白。W13、W15 核心頁供 W16 學習關卡 4 回查。</w:t>
+        <w:t>生活練習不計分、不列學習關卡；紙本照常收回，不必交出自己的私事。</w:t>
       </w:r>
     </w:p>
     <w:p>
@@ -2503,483 +2503,7 @@
           <w:color w:val="1A2340"/>
           <w:sz w:val="30"/>
         </w:rPr>
-        <w:t>個人反思｜可留白</w:t>
-      </w:r>
-    </w:p>
-    <w:p>
-      <w:pPr>
-        <w:keepNext/>
-        <w:keepLines w:val="0"/>
-        <w:spacing w:before="0" w:after="20" w:line="293" w:lineRule="auto"/>
-      </w:pPr>
-      <w:r>
-        <w:rPr>
-          <w:rFonts w:ascii="Arial Unicode MS" w:hAnsi="Arial Unicode MS" w:eastAsia="Arial Unicode MS"/>
-          <w:b/>
-          <w:i w:val="0"/>
-          <w:color w:val="5B6573"/>
-          <w:sz w:val="22"/>
-        </w:rPr>
-        <w:t>不評分</w:t>
-      </w:r>
-      <w:r>
-        <w:rPr>
-          <w:rFonts w:ascii="Arial Unicode MS" w:hAnsi="Arial Unicode MS" w:eastAsia="Arial Unicode MS"/>
-          <w:b w:val="0"/>
-          <w:i w:val="0"/>
-          <w:color w:val="7B8491"/>
-          <w:sz w:val="22"/>
-        </w:rPr>
-        <w:t xml:space="preserve">  ｜  </w:t>
-      </w:r>
-      <w:r>
-        <w:rPr>
-          <w:rFonts w:ascii="Arial Unicode MS" w:hAnsi="Arial Unicode MS" w:eastAsia="Arial Unicode MS"/>
-          <w:b w:val="0"/>
-          <w:i w:val="0"/>
-          <w:color w:val="1A2340"/>
-          <w:sz w:val="22"/>
-        </w:rPr>
-        <w:t>我最擔心讀者把哪一句理解成我沒有主張的事？如果發生，我想先修哪裡？</w:t>
-      </w:r>
-    </w:p>
-    <w:tbl>
-      <w:tblPr>
-        <w:tblW w:type="dxa" w:w="9865"/>
-        <w:jc w:val="left"/>
-        <w:tblLayout w:type="fixed"/>
-        <w:tblLook w:firstColumn="1" w:firstRow="1" w:lastColumn="0" w:lastRow="0" w:noHBand="0" w:noVBand="1" w:val="04A0"/>
-        <w:tblInd w:type="dxa" w:w="0"/>
-      </w:tblPr>
-      <w:tblGrid>
-        <w:gridCol w:w="9865"/>
-      </w:tblGrid>
-      <w:tr>
-        <w:trPr>
-          <w:trHeight w:val="437" w:hRule="atLeast"/>
-        </w:trPr>
-        <w:tc>
-          <w:tcPr>
-            <w:tcW w:type="dxa" w:w="9865"/>
-            <w:tcMar>
-              <w:top w:w="0" w:type="dxa"/>
-              <w:start w:w="0" w:type="dxa"/>
-              <w:bottom w:w="0" w:type="dxa"/>
-              <w:end w:w="0" w:type="dxa"/>
-            </w:tcMar>
-            <w:tcBorders>
-              <w:top w:val="nil"/>
-              <w:bottom w:val="single" w:sz="5" w:space="0" w:color="CBD5E1"/>
-              <w:start w:val="nil"/>
-              <w:end w:val="nil"/>
-            </w:tcBorders>
-          </w:tcPr>
-          <w:p>
-            <w:pPr>
-              <w:spacing w:before="0" w:after="0" w:line="240" w:lineRule="auto"/>
-            </w:pPr>
-            <w:r>
-              <w:t xml:space="preserve"> </w:t>
-            </w:r>
-          </w:p>
-        </w:tc>
-      </w:tr>
-      <w:tr>
-        <w:trPr>
-          <w:trHeight w:val="437" w:hRule="atLeast"/>
-        </w:trPr>
-        <w:tc>
-          <w:tcPr>
-            <w:tcW w:type="dxa" w:w="9865"/>
-            <w:tcMar>
-              <w:top w:w="0" w:type="dxa"/>
-              <w:start w:w="0" w:type="dxa"/>
-              <w:bottom w:w="0" w:type="dxa"/>
-              <w:end w:w="0" w:type="dxa"/>
-            </w:tcMar>
-            <w:tcBorders>
-              <w:top w:val="nil"/>
-              <w:bottom w:val="single" w:sz="5" w:space="0" w:color="CBD5E1"/>
-              <w:start w:val="nil"/>
-              <w:end w:val="nil"/>
-            </w:tcBorders>
-          </w:tcPr>
-          <w:p>
-            <w:pPr>
-              <w:spacing w:before="0" w:after="0" w:line="240" w:lineRule="auto"/>
-            </w:pPr>
-            <w:r>
-              <w:t xml:space="preserve"> </w:t>
-            </w:r>
-          </w:p>
-        </w:tc>
-      </w:tr>
-      <w:tr>
-        <w:trPr>
-          <w:trHeight w:val="437" w:hRule="atLeast"/>
-        </w:trPr>
-        <w:tc>
-          <w:tcPr>
-            <w:tcW w:type="dxa" w:w="9865"/>
-            <w:tcMar>
-              <w:top w:w="0" w:type="dxa"/>
-              <w:start w:w="0" w:type="dxa"/>
-              <w:bottom w:w="0" w:type="dxa"/>
-              <w:end w:w="0" w:type="dxa"/>
-            </w:tcMar>
-            <w:tcBorders>
-              <w:top w:val="nil"/>
-              <w:bottom w:val="single" w:sz="5" w:space="0" w:color="CBD5E1"/>
-              <w:start w:val="nil"/>
-              <w:end w:val="nil"/>
-            </w:tcBorders>
-          </w:tcPr>
-          <w:p>
-            <w:pPr>
-              <w:spacing w:before="0" w:after="0" w:line="240" w:lineRule="auto"/>
-            </w:pPr>
-            <w:r>
-              <w:t xml:space="preserve"> </w:t>
-            </w:r>
-          </w:p>
-        </w:tc>
-      </w:tr>
-      <w:tr>
-        <w:trPr>
-          <w:trHeight w:val="437" w:hRule="atLeast"/>
-        </w:trPr>
-        <w:tc>
-          <w:tcPr>
-            <w:tcW w:type="dxa" w:w="9865"/>
-            <w:tcMar>
-              <w:top w:w="0" w:type="dxa"/>
-              <w:start w:w="0" w:type="dxa"/>
-              <w:bottom w:w="0" w:type="dxa"/>
-              <w:end w:w="0" w:type="dxa"/>
-            </w:tcMar>
-            <w:tcBorders>
-              <w:top w:val="nil"/>
-              <w:bottom w:val="single" w:sz="5" w:space="0" w:color="CBD5E1"/>
-              <w:start w:val="nil"/>
-              <w:end w:val="nil"/>
-            </w:tcBorders>
-          </w:tcPr>
-          <w:p>
-            <w:pPr>
-              <w:spacing w:before="0" w:after="0" w:line="240" w:lineRule="auto"/>
-            </w:pPr>
-            <w:r>
-              <w:t xml:space="preserve"> </w:t>
-            </w:r>
-          </w:p>
-        </w:tc>
-      </w:tr>
-      <w:tr>
-        <w:trPr>
-          <w:trHeight w:val="437" w:hRule="atLeast"/>
-        </w:trPr>
-        <w:tc>
-          <w:tcPr>
-            <w:tcW w:type="dxa" w:w="9865"/>
-            <w:tcMar>
-              <w:top w:w="0" w:type="dxa"/>
-              <w:start w:w="0" w:type="dxa"/>
-              <w:bottom w:w="0" w:type="dxa"/>
-              <w:end w:w="0" w:type="dxa"/>
-            </w:tcMar>
-            <w:tcBorders>
-              <w:top w:val="nil"/>
-              <w:bottom w:val="single" w:sz="5" w:space="0" w:color="CBD5E1"/>
-              <w:start w:val="nil"/>
-              <w:end w:val="nil"/>
-            </w:tcBorders>
-          </w:tcPr>
-          <w:p>
-            <w:pPr>
-              <w:spacing w:before="0" w:after="0" w:line="240" w:lineRule="auto"/>
-            </w:pPr>
-            <w:r>
-              <w:t xml:space="preserve"> </w:t>
-            </w:r>
-          </w:p>
-        </w:tc>
-      </w:tr>
-      <w:tr>
-        <w:trPr>
-          <w:trHeight w:val="437" w:hRule="atLeast"/>
-        </w:trPr>
-        <w:tc>
-          <w:tcPr>
-            <w:tcW w:type="dxa" w:w="9865"/>
-            <w:tcMar>
-              <w:top w:w="0" w:type="dxa"/>
-              <w:start w:w="0" w:type="dxa"/>
-              <w:bottom w:w="0" w:type="dxa"/>
-              <w:end w:w="0" w:type="dxa"/>
-            </w:tcMar>
-            <w:tcBorders>
-              <w:top w:val="nil"/>
-              <w:bottom w:val="single" w:sz="5" w:space="0" w:color="CBD5E1"/>
-              <w:start w:val="nil"/>
-              <w:end w:val="nil"/>
-            </w:tcBorders>
-          </w:tcPr>
-          <w:p>
-            <w:pPr>
-              <w:spacing w:before="0" w:after="0" w:line="240" w:lineRule="auto"/>
-            </w:pPr>
-            <w:r>
-              <w:t xml:space="preserve"> </w:t>
-            </w:r>
-          </w:p>
-        </w:tc>
-      </w:tr>
-      <w:tr>
-        <w:trPr>
-          <w:trHeight w:val="437" w:hRule="atLeast"/>
-        </w:trPr>
-        <w:tc>
-          <w:tcPr>
-            <w:tcW w:type="dxa" w:w="9865"/>
-            <w:tcMar>
-              <w:top w:w="0" w:type="dxa"/>
-              <w:start w:w="0" w:type="dxa"/>
-              <w:bottom w:w="0" w:type="dxa"/>
-              <w:end w:w="0" w:type="dxa"/>
-            </w:tcMar>
-            <w:tcBorders>
-              <w:top w:val="nil"/>
-              <w:bottom w:val="single" w:sz="5" w:space="0" w:color="CBD5E1"/>
-              <w:start w:val="nil"/>
-              <w:end w:val="nil"/>
-            </w:tcBorders>
-          </w:tcPr>
-          <w:p>
-            <w:pPr>
-              <w:spacing w:before="0" w:after="0" w:line="240" w:lineRule="auto"/>
-            </w:pPr>
-            <w:r>
-              <w:t xml:space="preserve"> </w:t>
-            </w:r>
-          </w:p>
-        </w:tc>
-      </w:tr>
-      <w:tr>
-        <w:trPr>
-          <w:trHeight w:val="437" w:hRule="atLeast"/>
-        </w:trPr>
-        <w:tc>
-          <w:tcPr>
-            <w:tcW w:type="dxa" w:w="9865"/>
-            <w:tcMar>
-              <w:top w:w="0" w:type="dxa"/>
-              <w:start w:w="0" w:type="dxa"/>
-              <w:bottom w:w="0" w:type="dxa"/>
-              <w:end w:w="0" w:type="dxa"/>
-            </w:tcMar>
-            <w:tcBorders>
-              <w:top w:val="nil"/>
-              <w:bottom w:val="single" w:sz="5" w:space="0" w:color="CBD5E1"/>
-              <w:start w:val="nil"/>
-              <w:end w:val="nil"/>
-            </w:tcBorders>
-          </w:tcPr>
-          <w:p>
-            <w:pPr>
-              <w:spacing w:before="0" w:after="0" w:line="240" w:lineRule="auto"/>
-            </w:pPr>
-            <w:r>
-              <w:t xml:space="preserve"> </w:t>
-            </w:r>
-          </w:p>
-        </w:tc>
-      </w:tr>
-      <w:tr>
-        <w:trPr>
-          <w:trHeight w:val="437" w:hRule="atLeast"/>
-        </w:trPr>
-        <w:tc>
-          <w:tcPr>
-            <w:tcW w:type="dxa" w:w="9865"/>
-            <w:tcMar>
-              <w:top w:w="0" w:type="dxa"/>
-              <w:start w:w="0" w:type="dxa"/>
-              <w:bottom w:w="0" w:type="dxa"/>
-              <w:end w:w="0" w:type="dxa"/>
-            </w:tcMar>
-            <w:tcBorders>
-              <w:top w:val="nil"/>
-              <w:bottom w:val="single" w:sz="5" w:space="0" w:color="CBD5E1"/>
-              <w:start w:val="nil"/>
-              <w:end w:val="nil"/>
-            </w:tcBorders>
-          </w:tcPr>
-          <w:p>
-            <w:pPr>
-              <w:spacing w:before="0" w:after="0" w:line="240" w:lineRule="auto"/>
-            </w:pPr>
-            <w:r>
-              <w:t xml:space="preserve"> </w:t>
-            </w:r>
-          </w:p>
-        </w:tc>
-      </w:tr>
-      <w:tr>
-        <w:trPr>
-          <w:trHeight w:val="437" w:hRule="atLeast"/>
-        </w:trPr>
-        <w:tc>
-          <w:tcPr>
-            <w:tcW w:type="dxa" w:w="9865"/>
-            <w:tcMar>
-              <w:top w:w="0" w:type="dxa"/>
-              <w:start w:w="0" w:type="dxa"/>
-              <w:bottom w:w="0" w:type="dxa"/>
-              <w:end w:w="0" w:type="dxa"/>
-            </w:tcMar>
-            <w:tcBorders>
-              <w:top w:val="nil"/>
-              <w:bottom w:val="single" w:sz="5" w:space="0" w:color="CBD5E1"/>
-              <w:start w:val="nil"/>
-              <w:end w:val="nil"/>
-            </w:tcBorders>
-          </w:tcPr>
-          <w:p>
-            <w:pPr>
-              <w:spacing w:before="0" w:after="0" w:line="240" w:lineRule="auto"/>
-            </w:pPr>
-            <w:r>
-              <w:t xml:space="preserve"> </w:t>
-            </w:r>
-          </w:p>
-        </w:tc>
-      </w:tr>
-      <w:tr>
-        <w:trPr>
-          <w:trHeight w:val="437" w:hRule="atLeast"/>
-        </w:trPr>
-        <w:tc>
-          <w:tcPr>
-            <w:tcW w:type="dxa" w:w="9865"/>
-            <w:tcMar>
-              <w:top w:w="0" w:type="dxa"/>
-              <w:start w:w="0" w:type="dxa"/>
-              <w:bottom w:w="0" w:type="dxa"/>
-              <w:end w:w="0" w:type="dxa"/>
-            </w:tcMar>
-            <w:tcBorders>
-              <w:top w:val="nil"/>
-              <w:bottom w:val="single" w:sz="5" w:space="0" w:color="CBD5E1"/>
-              <w:start w:val="nil"/>
-              <w:end w:val="nil"/>
-            </w:tcBorders>
-          </w:tcPr>
-          <w:p>
-            <w:pPr>
-              <w:spacing w:before="0" w:after="0" w:line="240" w:lineRule="auto"/>
-            </w:pPr>
-            <w:r>
-              <w:t xml:space="preserve"> </w:t>
-            </w:r>
-          </w:p>
-        </w:tc>
-      </w:tr>
-      <w:tr>
-        <w:trPr>
-          <w:trHeight w:val="437" w:hRule="atLeast"/>
-        </w:trPr>
-        <w:tc>
-          <w:tcPr>
-            <w:tcW w:type="dxa" w:w="9865"/>
-            <w:tcMar>
-              <w:top w:w="0" w:type="dxa"/>
-              <w:start w:w="0" w:type="dxa"/>
-              <w:bottom w:w="0" w:type="dxa"/>
-              <w:end w:w="0" w:type="dxa"/>
-            </w:tcMar>
-            <w:tcBorders>
-              <w:top w:val="nil"/>
-              <w:bottom w:val="single" w:sz="5" w:space="0" w:color="CBD5E1"/>
-              <w:start w:val="nil"/>
-              <w:end w:val="nil"/>
-            </w:tcBorders>
-          </w:tcPr>
-          <w:p>
-            <w:pPr>
-              <w:spacing w:before="0" w:after="0" w:line="240" w:lineRule="auto"/>
-            </w:pPr>
-            <w:r>
-              <w:t xml:space="preserve"> </w:t>
-            </w:r>
-          </w:p>
-        </w:tc>
-      </w:tr>
-      <w:tr>
-        <w:trPr>
-          <w:trHeight w:val="437" w:hRule="atLeast"/>
-        </w:trPr>
-        <w:tc>
-          <w:tcPr>
-            <w:tcW w:type="dxa" w:w="9865"/>
-            <w:tcMar>
-              <w:top w:w="0" w:type="dxa"/>
-              <w:start w:w="0" w:type="dxa"/>
-              <w:bottom w:w="0" w:type="dxa"/>
-              <w:end w:w="0" w:type="dxa"/>
-            </w:tcMar>
-            <w:tcBorders>
-              <w:top w:val="nil"/>
-              <w:bottom w:val="single" w:sz="5" w:space="0" w:color="CBD5E1"/>
-              <w:start w:val="nil"/>
-              <w:end w:val="nil"/>
-            </w:tcBorders>
-          </w:tcPr>
-          <w:p>
-            <w:pPr>
-              <w:spacing w:before="0" w:after="0" w:line="240" w:lineRule="auto"/>
-            </w:pPr>
-            <w:r>
-              <w:t xml:space="preserve"> </w:t>
-            </w:r>
-          </w:p>
-        </w:tc>
-      </w:tr>
-    </w:tbl>
-    <w:p>
-      <w:pPr>
-        <w:keepNext/>
-        <w:keepLines w:val="0"/>
-        <w:spacing w:before="100" w:after="40" w:line="293" w:lineRule="auto"/>
-      </w:pPr>
-      <w:r>
-        <w:rPr>
-          <w:rFonts w:ascii="JetBrains Mono" w:hAnsi="JetBrains Mono" w:eastAsia="Arial Unicode MS"/>
-          <w:b/>
-          <w:i w:val="0"/>
-          <w:color w:val="1D4ED8"/>
-          <w:sz w:val="30"/>
-        </w:rPr>
-        <w:t>02</w:t>
-      </w:r>
-      <w:r>
-        <w:rPr>
-          <w:rFonts w:ascii="Arial Unicode MS" w:hAnsi="Arial Unicode MS" w:eastAsia="Arial Unicode MS"/>
-          <w:b w:val="0"/>
-          <w:i w:val="0"/>
-          <w:color w:val="1D4ED8"/>
-          <w:sz w:val="30"/>
-        </w:rPr>
-        <w:t xml:space="preserve">  </w:t>
-      </w:r>
-      <w:r>
-        <w:rPr>
-          <w:rFonts w:ascii="Arial Unicode MS" w:hAnsi="Arial Unicode MS" w:eastAsia="Arial Unicode MS"/>
-          <w:b/>
-          <w:i w:val="0"/>
-          <w:color w:val="1A2340"/>
-          <w:sz w:val="30"/>
-        </w:rPr>
-        <w:t>W16 入場</w:t>
+        <w:t>新版真人回報</w:t>
       </w:r>
     </w:p>
     <w:p>
@@ -3016,7 +2540,7 @@
           <w:color w:val="1A2340"/>
           <w:sz w:val="22"/>
         </w:rPr>
-        <w:t>完成 300–500 字立場文。W16 會全班同時做一張沒先看過的限時題卡；有核准安排者只換作答方式，題目要求相同。</w:t>
+        <w:t>87–90 分請另一位讀者看第二版，關頁後說：主張＿＿；根據＿＿；限制＿＿。對方真的說＿＿；仍待改＿＿。</w:t>
       </w:r>
     </w:p>
     <w:tbl>
@@ -3125,6 +2649,596 @@
       <w:pPr>
         <w:keepNext/>
         <w:keepLines w:val="0"/>
+        <w:spacing w:before="100" w:after="40" w:line="293" w:lineRule="auto"/>
+      </w:pPr>
+      <w:r>
+        <w:rPr>
+          <w:rFonts w:ascii="JetBrains Mono" w:hAnsi="JetBrains Mono" w:eastAsia="Arial Unicode MS"/>
+          <w:b/>
+          <w:i w:val="0"/>
+          <w:color w:val="1D4ED8"/>
+          <w:sz w:val="30"/>
+        </w:rPr>
+        <w:t>生活</w:t>
+      </w:r>
+      <w:r>
+        <w:rPr>
+          <w:rFonts w:ascii="Arial Unicode MS" w:hAnsi="Arial Unicode MS" w:eastAsia="Arial Unicode MS"/>
+          <w:b w:val="0"/>
+          <w:i w:val="0"/>
+          <w:color w:val="1D4ED8"/>
+          <w:sz w:val="30"/>
+        </w:rPr>
+        <w:t xml:space="preserve">  </w:t>
+      </w:r>
+      <w:r>
+        <w:rPr>
+          <w:rFonts w:ascii="Arial Unicode MS" w:hAnsi="Arial Unicode MS" w:eastAsia="Arial Unicode MS"/>
+          <w:b/>
+          <w:i w:val="0"/>
+          <w:color w:val="1A2340"/>
+          <w:sz w:val="30"/>
+        </w:rPr>
+        <w:t>新社員看完，知道怎麼來嗎？</w:t>
+      </w:r>
+    </w:p>
+    <w:p>
+      <w:pPr>
+        <w:keepNext w:val="0"/>
+        <w:keepLines w:val="0"/>
+        <w:spacing w:before="0" w:after="40" w:line="293" w:lineRule="auto"/>
+      </w:pPr>
+      <w:r>
+        <w:rPr>
+          <w:rFonts w:ascii="Arial Unicode MS" w:hAnsi="Arial Unicode MS" w:eastAsia="Arial Unicode MS"/>
+          <w:b w:val="0"/>
+          <w:i w:val="0"/>
+          <w:color w:val="5B6573"/>
+          <w:sz w:val="22"/>
+        </w:rPr>
+        <w:t>課堂練習｜不計分、不列學習關卡；整本照常收回。</w:t>
+      </w:r>
+    </w:p>
+    <w:p>
+      <w:pPr>
+        <w:keepNext w:val="0"/>
+        <w:keepLines w:val="0"/>
+        <w:spacing w:before="0" w:after="40" w:line="293" w:lineRule="auto"/>
+      </w:pPr>
+      <w:r>
+        <w:rPr>
+          <w:rFonts w:ascii="Arial Unicode MS" w:hAnsi="Arial Unicode MS" w:eastAsia="Arial Unicode MS"/>
+          <w:b w:val="0"/>
+          <w:i w:val="0"/>
+          <w:color w:val="1A2340"/>
+          <w:sz w:val="22"/>
+        </w:rPr>
+        <w:t>你要招募從沒來過的高一同學。活動是週三十二點二十分、綜合大樓二樓音樂教室、免經驗、帶水即可。草稿是『老時間老地方，想來就來！』</w:t>
+      </w:r>
+    </w:p>
+    <w:p>
+      <w:pPr>
+        <w:keepNext w:val="0"/>
+        <w:keepLines w:val="0"/>
+        <w:spacing w:before="0" w:after="40" w:line="293" w:lineRule="auto"/>
+      </w:pPr>
+      <w:r>
+        <w:rPr>
+          <w:rFonts w:ascii="Arial Unicode MS" w:hAnsi="Arial Unicode MS" w:eastAsia="Arial Unicode MS"/>
+          <w:b w:val="0"/>
+          <w:i w:val="0"/>
+          <w:color w:val="1A2340"/>
+          <w:sz w:val="22"/>
+        </w:rPr>
+        <w:t>寫三行邀請。讓一位沒參與寫作的同學看完後蓋住文字，說出他會怎麼參加。</w:t>
+      </w:r>
+    </w:p>
+    <w:p>
+      <w:pPr>
+        <w:keepNext/>
+        <w:keepLines w:val="0"/>
+        <w:spacing w:before="20" w:after="20" w:line="293" w:lineRule="auto"/>
+      </w:pPr>
+      <w:r>
+        <w:rPr>
+          <w:rFonts w:ascii="Arial Unicode MS" w:hAnsi="Arial Unicode MS" w:eastAsia="Arial Unicode MS"/>
+          <w:b/>
+          <w:i w:val="0"/>
+          <w:color w:val="5B6573"/>
+          <w:sz w:val="22"/>
+        </w:rPr>
+        <w:t>先做一次</w:t>
+      </w:r>
+      <w:r>
+        <w:rPr>
+          <w:rFonts w:ascii="Arial Unicode MS" w:hAnsi="Arial Unicode MS" w:eastAsia="Arial Unicode MS"/>
+          <w:b w:val="0"/>
+          <w:i w:val="0"/>
+          <w:color w:val="7B8491"/>
+          <w:sz w:val="22"/>
+        </w:rPr>
+        <w:t xml:space="preserve">  ｜  </w:t>
+      </w:r>
+      <w:r>
+        <w:rPr>
+          <w:rFonts w:ascii="Arial Unicode MS" w:hAnsi="Arial Unicode MS" w:eastAsia="Arial Unicode MS"/>
+          <w:b w:val="0"/>
+          <w:i w:val="0"/>
+          <w:color w:val="1A2340"/>
+          <w:sz w:val="22"/>
+        </w:rPr>
+        <w:t>三行邀請／第一次讀者說</w:t>
+      </w:r>
+    </w:p>
+    <w:tbl>
+      <w:tblPr>
+        <w:tblW w:type="dxa" w:w="9865"/>
+        <w:jc w:val="left"/>
+        <w:tblLayout w:type="fixed"/>
+        <w:tblLook w:firstColumn="1" w:firstRow="1" w:lastColumn="0" w:lastRow="0" w:noHBand="0" w:noVBand="1" w:val="04A0"/>
+        <w:tblInd w:type="dxa" w:w="0"/>
+      </w:tblPr>
+      <w:tblGrid>
+        <w:gridCol w:w="9865"/>
+      </w:tblGrid>
+      <w:tr>
+        <w:trPr>
+          <w:trHeight w:val="510" w:hRule="atLeast"/>
+        </w:trPr>
+        <w:tc>
+          <w:tcPr>
+            <w:tcW w:type="dxa" w:w="9865"/>
+            <w:tcMar>
+              <w:top w:w="0" w:type="dxa"/>
+              <w:start w:w="0" w:type="dxa"/>
+              <w:bottom w:w="0" w:type="dxa"/>
+              <w:end w:w="0" w:type="dxa"/>
+            </w:tcMar>
+            <w:tcBorders>
+              <w:top w:val="nil"/>
+              <w:bottom w:val="single" w:sz="5" w:space="0" w:color="CBD5E1"/>
+              <w:start w:val="nil"/>
+              <w:end w:val="nil"/>
+            </w:tcBorders>
+          </w:tcPr>
+          <w:p>
+            <w:pPr>
+              <w:spacing w:before="0" w:after="0" w:line="240" w:lineRule="auto"/>
+            </w:pPr>
+            <w:r>
+              <w:t xml:space="preserve"> </w:t>
+            </w:r>
+          </w:p>
+        </w:tc>
+      </w:tr>
+      <w:tr>
+        <w:trPr>
+          <w:trHeight w:val="510" w:hRule="atLeast"/>
+        </w:trPr>
+        <w:tc>
+          <w:tcPr>
+            <w:tcW w:type="dxa" w:w="9865"/>
+            <w:tcMar>
+              <w:top w:w="0" w:type="dxa"/>
+              <w:start w:w="0" w:type="dxa"/>
+              <w:bottom w:w="0" w:type="dxa"/>
+              <w:end w:w="0" w:type="dxa"/>
+            </w:tcMar>
+            <w:tcBorders>
+              <w:top w:val="nil"/>
+              <w:bottom w:val="single" w:sz="5" w:space="0" w:color="CBD5E1"/>
+              <w:start w:val="nil"/>
+              <w:end w:val="nil"/>
+            </w:tcBorders>
+          </w:tcPr>
+          <w:p>
+            <w:pPr>
+              <w:spacing w:before="0" w:after="0" w:line="240" w:lineRule="auto"/>
+            </w:pPr>
+            <w:r>
+              <w:t xml:space="preserve"> </w:t>
+            </w:r>
+          </w:p>
+        </w:tc>
+      </w:tr>
+      <w:tr>
+        <w:trPr>
+          <w:trHeight w:val="510" w:hRule="atLeast"/>
+        </w:trPr>
+        <w:tc>
+          <w:tcPr>
+            <w:tcW w:type="dxa" w:w="9865"/>
+            <w:tcMar>
+              <w:top w:w="0" w:type="dxa"/>
+              <w:start w:w="0" w:type="dxa"/>
+              <w:bottom w:w="0" w:type="dxa"/>
+              <w:end w:w="0" w:type="dxa"/>
+            </w:tcMar>
+            <w:tcBorders>
+              <w:top w:val="nil"/>
+              <w:bottom w:val="single" w:sz="5" w:space="0" w:color="CBD5E1"/>
+              <w:start w:val="nil"/>
+              <w:end w:val="nil"/>
+            </w:tcBorders>
+          </w:tcPr>
+          <w:p>
+            <w:pPr>
+              <w:spacing w:before="0" w:after="20" w:line="240" w:lineRule="auto"/>
+            </w:pPr>
+            <w:r>
+              <w:t xml:space="preserve"> </w:t>
+            </w:r>
+          </w:p>
+        </w:tc>
+      </w:tr>
+    </w:tbl>
+    <w:p>
+      <w:pPr>
+        <w:keepNext w:val="0"/>
+        <w:keepLines w:val="0"/>
+        <w:spacing w:before="60" w:after="40" w:line="293" w:lineRule="auto"/>
+      </w:pPr>
+      <w:r>
+        <w:rPr>
+          <w:rFonts w:ascii="Arial Unicode MS" w:hAnsi="Arial Unicode MS" w:eastAsia="Arial Unicode MS"/>
+          <w:b/>
+          <w:i w:val="0"/>
+          <w:color w:val="1A2340"/>
+          <w:sz w:val="22"/>
+        </w:rPr>
+        <w:t>先寫完，再看：不要先解釋；把讀者真的漏掉或說錯的一件事記下來。</w:t>
+      </w:r>
+    </w:p>
+    <w:p>
+      <w:pPr>
+        <w:keepNext w:val="0"/>
+        <w:keepLines w:val="0"/>
+        <w:spacing w:before="0" w:after="40" w:line="293" w:lineRule="auto"/>
+      </w:pPr>
+      <w:r>
+        <w:rPr>
+          <w:rFonts w:ascii="Arial Unicode MS" w:hAnsi="Arial Unicode MS" w:eastAsia="Arial Unicode MS"/>
+          <w:b w:val="0"/>
+          <w:i w:val="0"/>
+          <w:color w:val="1A2340"/>
+          <w:sz w:val="22"/>
+        </w:rPr>
+        <w:t>修一處，再請他看完說一次。沒有誤讀就保留，記下讀者說對了什麼。</w:t>
+      </w:r>
+    </w:p>
+    <w:p>
+      <w:pPr>
+        <w:keepNext/>
+        <w:keepLines w:val="0"/>
+        <w:spacing w:before="20" w:after="20" w:line="293" w:lineRule="auto"/>
+      </w:pPr>
+      <w:r>
+        <w:rPr>
+          <w:rFonts w:ascii="Arial Unicode MS" w:hAnsi="Arial Unicode MS" w:eastAsia="Arial Unicode MS"/>
+          <w:b/>
+          <w:i w:val="0"/>
+          <w:color w:val="5B6573"/>
+          <w:sz w:val="22"/>
+        </w:rPr>
+        <w:t>再決定</w:t>
+      </w:r>
+      <w:r>
+        <w:rPr>
+          <w:rFonts w:ascii="Arial Unicode MS" w:hAnsi="Arial Unicode MS" w:eastAsia="Arial Unicode MS"/>
+          <w:b w:val="0"/>
+          <w:i w:val="0"/>
+          <w:color w:val="7B8491"/>
+          <w:sz w:val="22"/>
+        </w:rPr>
+        <w:t xml:space="preserve">  ｜  </w:t>
+      </w:r>
+      <w:r>
+        <w:rPr>
+          <w:rFonts w:ascii="Arial Unicode MS" w:hAnsi="Arial Unicode MS" w:eastAsia="Arial Unicode MS"/>
+          <w:b w:val="0"/>
+          <w:i w:val="0"/>
+          <w:color w:val="1A2340"/>
+          <w:sz w:val="22"/>
+        </w:rPr>
+        <w:t>修改或保留／第二次讀者說</w:t>
+      </w:r>
+    </w:p>
+    <w:tbl>
+      <w:tblPr>
+        <w:tblW w:type="dxa" w:w="9865"/>
+        <w:jc w:val="left"/>
+        <w:tblLayout w:type="fixed"/>
+        <w:tblLook w:firstColumn="1" w:firstRow="1" w:lastColumn="0" w:lastRow="0" w:noHBand="0" w:noVBand="1" w:val="04A0"/>
+        <w:tblInd w:type="dxa" w:w="0"/>
+      </w:tblPr>
+      <w:tblGrid>
+        <w:gridCol w:w="9865"/>
+      </w:tblGrid>
+      <w:tr>
+        <w:trPr>
+          <w:trHeight w:val="510" w:hRule="atLeast"/>
+        </w:trPr>
+        <w:tc>
+          <w:tcPr>
+            <w:tcW w:type="dxa" w:w="9865"/>
+            <w:tcMar>
+              <w:top w:w="0" w:type="dxa"/>
+              <w:start w:w="0" w:type="dxa"/>
+              <w:bottom w:w="0" w:type="dxa"/>
+              <w:end w:w="0" w:type="dxa"/>
+            </w:tcMar>
+            <w:tcBorders>
+              <w:top w:val="nil"/>
+              <w:bottom w:val="single" w:sz="5" w:space="0" w:color="CBD5E1"/>
+              <w:start w:val="nil"/>
+              <w:end w:val="nil"/>
+            </w:tcBorders>
+          </w:tcPr>
+          <w:p>
+            <w:pPr>
+              <w:spacing w:before="0" w:after="0" w:line="240" w:lineRule="auto"/>
+            </w:pPr>
+            <w:r>
+              <w:t xml:space="preserve"> </w:t>
+            </w:r>
+          </w:p>
+        </w:tc>
+      </w:tr>
+      <w:tr>
+        <w:trPr>
+          <w:trHeight w:val="510" w:hRule="atLeast"/>
+        </w:trPr>
+        <w:tc>
+          <w:tcPr>
+            <w:tcW w:type="dxa" w:w="9865"/>
+            <w:tcMar>
+              <w:top w:w="0" w:type="dxa"/>
+              <w:start w:w="0" w:type="dxa"/>
+              <w:bottom w:w="0" w:type="dxa"/>
+              <w:end w:w="0" w:type="dxa"/>
+            </w:tcMar>
+            <w:tcBorders>
+              <w:top w:val="nil"/>
+              <w:bottom w:val="single" w:sz="5" w:space="0" w:color="CBD5E1"/>
+              <w:start w:val="nil"/>
+              <w:end w:val="nil"/>
+            </w:tcBorders>
+          </w:tcPr>
+          <w:p>
+            <w:pPr>
+              <w:spacing w:before="0" w:after="0" w:line="240" w:lineRule="auto"/>
+            </w:pPr>
+            <w:r>
+              <w:t xml:space="preserve"> </w:t>
+            </w:r>
+          </w:p>
+        </w:tc>
+      </w:tr>
+      <w:tr>
+        <w:trPr>
+          <w:trHeight w:val="510" w:hRule="atLeast"/>
+        </w:trPr>
+        <w:tc>
+          <w:tcPr>
+            <w:tcW w:type="dxa" w:w="9865"/>
+            <w:tcMar>
+              <w:top w:w="0" w:type="dxa"/>
+              <w:start w:w="0" w:type="dxa"/>
+              <w:bottom w:w="0" w:type="dxa"/>
+              <w:end w:w="0" w:type="dxa"/>
+            </w:tcMar>
+            <w:tcBorders>
+              <w:top w:val="nil"/>
+              <w:bottom w:val="single" w:sz="5" w:space="0" w:color="CBD5E1"/>
+              <w:start w:val="nil"/>
+              <w:end w:val="nil"/>
+            </w:tcBorders>
+          </w:tcPr>
+          <w:p>
+            <w:pPr>
+              <w:spacing w:before="0" w:after="20" w:line="240" w:lineRule="auto"/>
+            </w:pPr>
+            <w:r>
+              <w:t xml:space="preserve"> </w:t>
+            </w:r>
+          </w:p>
+        </w:tc>
+      </w:tr>
+    </w:tbl>
+    <w:p>
+      <w:pPr>
+        <w:keepNext/>
+        <w:keepLines w:val="0"/>
+        <w:spacing w:before="100" w:after="40" w:line="293" w:lineRule="auto"/>
+      </w:pPr>
+      <w:r>
+        <w:rPr>
+          <w:rFonts w:ascii="JetBrains Mono" w:hAnsi="JetBrains Mono" w:eastAsia="Arial Unicode MS"/>
+          <w:b/>
+          <w:i w:val="0"/>
+          <w:color w:val="1D4ED8"/>
+          <w:sz w:val="30"/>
+        </w:rPr>
+        <w:t>02</w:t>
+      </w:r>
+      <w:r>
+        <w:rPr>
+          <w:rFonts w:ascii="Arial Unicode MS" w:hAnsi="Arial Unicode MS" w:eastAsia="Arial Unicode MS"/>
+          <w:b w:val="0"/>
+          <w:i w:val="0"/>
+          <w:color w:val="1D4ED8"/>
+          <w:sz w:val="30"/>
+        </w:rPr>
+        <w:t xml:space="preserve">  </w:t>
+      </w:r>
+      <w:r>
+        <w:rPr>
+          <w:rFonts w:ascii="Arial Unicode MS" w:hAnsi="Arial Unicode MS" w:eastAsia="Arial Unicode MS"/>
+          <w:b/>
+          <w:i w:val="0"/>
+          <w:color w:val="1A2340"/>
+          <w:sz w:val="30"/>
+        </w:rPr>
+        <w:t>個人反思｜可留白</w:t>
+      </w:r>
+    </w:p>
+    <w:p>
+      <w:pPr>
+        <w:keepNext/>
+        <w:keepLines w:val="0"/>
+        <w:spacing w:before="0" w:after="20" w:line="293" w:lineRule="auto"/>
+      </w:pPr>
+      <w:r>
+        <w:rPr>
+          <w:rFonts w:ascii="Arial Unicode MS" w:hAnsi="Arial Unicode MS" w:eastAsia="Arial Unicode MS"/>
+          <w:b/>
+          <w:i w:val="0"/>
+          <w:color w:val="5B6573"/>
+          <w:sz w:val="22"/>
+        </w:rPr>
+        <w:t>不評分</w:t>
+      </w:r>
+      <w:r>
+        <w:rPr>
+          <w:rFonts w:ascii="Arial Unicode MS" w:hAnsi="Arial Unicode MS" w:eastAsia="Arial Unicode MS"/>
+          <w:b w:val="0"/>
+          <w:i w:val="0"/>
+          <w:color w:val="7B8491"/>
+          <w:sz w:val="22"/>
+        </w:rPr>
+        <w:t xml:space="preserve">  ｜  </w:t>
+      </w:r>
+      <w:r>
+        <w:rPr>
+          <w:rFonts w:ascii="Arial Unicode MS" w:hAnsi="Arial Unicode MS" w:eastAsia="Arial Unicode MS"/>
+          <w:b w:val="0"/>
+          <w:i w:val="0"/>
+          <w:color w:val="1A2340"/>
+          <w:sz w:val="22"/>
+        </w:rPr>
+        <w:t>我最擔心讀者把哪一句理解成我沒有主張的事？如果發生，我想先修哪裡？</w:t>
+      </w:r>
+    </w:p>
+    <w:tbl>
+      <w:tblPr>
+        <w:tblW w:type="dxa" w:w="9865"/>
+        <w:jc w:val="left"/>
+        <w:tblLayout w:type="fixed"/>
+        <w:tblLook w:firstColumn="1" w:firstRow="1" w:lastColumn="0" w:lastRow="0" w:noHBand="0" w:noVBand="1" w:val="04A0"/>
+        <w:tblInd w:type="dxa" w:w="0"/>
+      </w:tblPr>
+      <w:tblGrid>
+        <w:gridCol w:w="9865"/>
+      </w:tblGrid>
+      <w:tr>
+        <w:trPr>
+          <w:trHeight w:val="437" w:hRule="atLeast"/>
+        </w:trPr>
+        <w:tc>
+          <w:tcPr>
+            <w:tcW w:type="dxa" w:w="9865"/>
+            <w:tcMar>
+              <w:top w:w="0" w:type="dxa"/>
+              <w:start w:w="0" w:type="dxa"/>
+              <w:bottom w:w="0" w:type="dxa"/>
+              <w:end w:w="0" w:type="dxa"/>
+            </w:tcMar>
+            <w:tcBorders>
+              <w:top w:val="nil"/>
+              <w:bottom w:val="single" w:sz="5" w:space="0" w:color="CBD5E1"/>
+              <w:start w:val="nil"/>
+              <w:end w:val="nil"/>
+            </w:tcBorders>
+          </w:tcPr>
+          <w:p>
+            <w:pPr>
+              <w:spacing w:before="0" w:after="0" w:line="240" w:lineRule="auto"/>
+            </w:pPr>
+            <w:r>
+              <w:t xml:space="preserve"> </w:t>
+            </w:r>
+          </w:p>
+        </w:tc>
+      </w:tr>
+    </w:tbl>
+    <w:p>
+      <w:pPr>
+        <w:keepNext/>
+        <w:keepLines w:val="0"/>
+        <w:spacing w:before="100" w:after="40" w:line="293" w:lineRule="auto"/>
+      </w:pPr>
+      <w:r>
+        <w:rPr>
+          <w:rFonts w:ascii="JetBrains Mono" w:hAnsi="JetBrains Mono" w:eastAsia="Arial Unicode MS"/>
+          <w:b/>
+          <w:i w:val="0"/>
+          <w:color w:val="1D4ED8"/>
+          <w:sz w:val="30"/>
+        </w:rPr>
+        <w:t>03</w:t>
+      </w:r>
+      <w:r>
+        <w:rPr>
+          <w:rFonts w:ascii="Arial Unicode MS" w:hAnsi="Arial Unicode MS" w:eastAsia="Arial Unicode MS"/>
+          <w:b w:val="0"/>
+          <w:i w:val="0"/>
+          <w:color w:val="1D4ED8"/>
+          <w:sz w:val="30"/>
+        </w:rPr>
+        <w:t xml:space="preserve">  </w:t>
+      </w:r>
+      <w:r>
+        <w:rPr>
+          <w:rFonts w:ascii="Arial Unicode MS" w:hAnsi="Arial Unicode MS" w:eastAsia="Arial Unicode MS"/>
+          <w:b/>
+          <w:i w:val="0"/>
+          <w:color w:val="1A2340"/>
+          <w:sz w:val="30"/>
+        </w:rPr>
+        <w:t>W16 入場</w:t>
+      </w:r>
+    </w:p>
+    <w:p>
+      <w:pPr>
+        <w:keepNext/>
+        <w:keepLines w:val="0"/>
+        <w:spacing w:before="0" w:after="20" w:line="293" w:lineRule="auto"/>
+      </w:pPr>
+      <w:r>
+        <w:rPr>
+          <w:rFonts w:ascii="Arial Unicode MS" w:hAnsi="Arial Unicode MS" w:eastAsia="Arial Unicode MS"/>
+          <w:b/>
+          <w:i w:val="0"/>
+          <w:color w:val="1D4ED8"/>
+          <w:sz w:val="22"/>
+        </w:rPr>
+        <w:t>課堂必寫</w:t>
+      </w:r>
+      <w:r>
+        <w:rPr>
+          <w:rFonts w:ascii="Arial Unicode MS" w:hAnsi="Arial Unicode MS" w:eastAsia="Arial Unicode MS"/>
+          <w:b w:val="0"/>
+          <w:i w:val="0"/>
+          <w:color w:val="7B8491"/>
+          <w:sz w:val="22"/>
+        </w:rPr>
+        <w:t xml:space="preserve">  ｜  </w:t>
+      </w:r>
+      <w:r>
+        <w:rPr>
+          <w:rFonts w:ascii="Arial Unicode MS" w:hAnsi="Arial Unicode MS" w:eastAsia="Arial Unicode MS"/>
+          <w:b w:val="0"/>
+          <w:i w:val="0"/>
+          <w:color w:val="1A2340"/>
+          <w:sz w:val="22"/>
+        </w:rPr>
+        <w:t>完整立場文留原處；備妥 W16 發表。個人未知題依原規則另做。</w:t>
+      </w:r>
+    </w:p>
+    <w:p>
+      <w:pPr>
+        <w:keepNext/>
+        <w:keepLines w:val="0"/>
         <w:spacing w:before="60" w:after="20" w:line="293" w:lineRule="auto"/>
       </w:pPr>
       <w:r>
@@ -3172,7 +3286,7 @@
           <w:color w:val="1D4ED8"/>
           <w:sz w:val="30"/>
         </w:rPr>
-        <w:t>04</w:t>
+        <w:t>05</w:t>
       </w:r>
       <w:r>
         <w:rPr>

--- a/worksheets/W15.docx
+++ b/worksheets/W15.docx
@@ -901,7 +901,7 @@
           <w:color w:val="1A2340"/>
           <w:sz w:val="30"/>
         </w:rPr>
-        <w:t>讀者復述</w:t>
+        <w:t>兩輪讀者復述</w:t>
       </w:r>
     </w:p>
     <w:p>
@@ -938,7 +938,7 @@
           <w:color w:val="1A2340"/>
           <w:sz w:val="22"/>
         </w:rPr>
-        <w:t>別組用自己的話說：</w:t>
+        <w:t>分記第 1／2 輪：主張、根據、限制。復述後回頁指出出處；猜的標『猜』。</w:t>
       </w:r>
     </w:p>
     <w:tbl>
@@ -1137,7 +1137,7 @@
           <w:color w:val="1A2340"/>
           <w:sz w:val="30"/>
         </w:rPr>
-        <w:t>落差</w:t>
+        <w:t>收到與落差</w:t>
       </w:r>
     </w:p>
     <w:p>
@@ -1174,7 +1174,7 @@
           <w:color w:val="1A2340"/>
           <w:sz w:val="22"/>
         </w:rPr>
-        <w:t>他們漏掉或誤解的是：</w:t>
+        <w:t>□有落差：他說＿＿，和原頁差在＿＿。□沒有落差：他說對＿＿，對應第＿＿張的＿＿。</w:t>
       </w:r>
     </w:p>
     <w:tbl>
@@ -1777,7 +1777,7 @@
           <w:color w:val="1A2340"/>
           <w:sz w:val="30"/>
         </w:rPr>
-        <w:t>修訂 1</w:t>
+        <w:t>決定 1｜修訂或保留</w:t>
       </w:r>
     </w:p>
     <w:p>
@@ -1814,7 +1814,7 @@
           <w:color w:val="1A2340"/>
           <w:sz w:val="22"/>
         </w:rPr>
-        <w:t>第＿＿張，原本的字詞／畫面／聲音／順序＿＿，改成＿＿，因為＿＿。</w:t>
+        <w:t>第＿＿張，原本＿＿；我□改成＿＿ □保留＿＿，因為讀者原話＿＿、作品依據＿＿。</w:t>
       </w:r>
     </w:p>
     <w:tbl>
@@ -1953,7 +1953,7 @@
           <w:color w:val="1A2340"/>
           <w:sz w:val="30"/>
         </w:rPr>
-        <w:t>修訂 2／合理保留</w:t>
+        <w:t>決定 2｜有另一處才填</w:t>
       </w:r>
     </w:p>
     <w:p>
@@ -1990,7 +1990,7 @@
           <w:color w:val="1A2340"/>
           <w:sz w:val="22"/>
         </w:rPr>
-        <w:t>第＿＿張，我□改成＿＿ □保留＿＿，因為讀者＿＿。</w:t>
+        <w:t>第＿＿張，我□改成＿＿ □保留＿＿，因為讀者＿＿；沒有第二處，不必硬湊。</w:t>
       </w:r>
     </w:p>
     <w:tbl>
@@ -2540,7 +2540,7 @@
           <w:color w:val="1A2340"/>
           <w:sz w:val="22"/>
         </w:rPr>
-        <w:t>87–90 分請另一位讀者看第二版，關頁後說：主張＿＿；根據＿＿；限制＿＿。對方真的說＿＿；仍待改＿＿。</w:t>
+        <w:t>82–90 分，新讀者看新版後關頁。我記他說的：主張＿＿；根據＿＿；限制＿＿。仍待改／可保留＿＿；不以「看得懂」代替復述。</w:t>
       </w:r>
     </w:p>
     <w:tbl>
@@ -2713,7 +2713,7 @@
           <w:color w:val="1A2340"/>
           <w:sz w:val="22"/>
         </w:rPr>
-        <w:t>你要招募從沒來過的高一同學。活動是週三十二點二十分、綜合大樓二樓音樂教室、免經驗、帶水即可。草稿是『老時間老地方，想來就來！』</w:t>
+        <w:t>用第 4 頁選擇條，私下各勾一項，再折住選項。草稿：『老時間老地方，想來就來！』</w:t>
       </w:r>
     </w:p>
     <w:p>
@@ -2730,7 +2730,24 @@
           <w:color w:val="1A2340"/>
           <w:sz w:val="22"/>
         </w:rPr>
-        <w:t>寫三行邀請。讓一位沒參與寫作的同學看完後蓋住文字，說出他會怎麼參加。</w:t>
+        <w:t>依自己的選擇寫三行邀請；讀者只看邀請、蓋住文字，再說何時、哪裡、怎麼參加。</w:t>
+      </w:r>
+    </w:p>
+    <w:p>
+      <w:pPr>
+        <w:keepNext w:val="0"/>
+        <w:keepLines w:val="0"/>
+        <w:spacing w:before="0" w:after="40" w:line="293" w:lineRule="auto"/>
+      </w:pPr>
+      <w:r>
+        <w:rPr>
+          <w:rFonts w:ascii="Arial Unicode MS" w:hAnsi="Arial Unicode MS" w:eastAsia="Arial Unicode MS"/>
+          <w:b w:val="0"/>
+          <w:i w:val="0"/>
+          <w:color w:val="1A2340"/>
+          <w:sz w:val="22"/>
+        </w:rPr>
+        <w:t>作者私下各選一項：□週三12:20 □週五12:30｜□圖書館1樓 □音樂教室2樓｜□直接來 □先報名。勾完沿此處折住↑，讀者只看下方邀請。</w:t>
       </w:r>
     </w:p>
     <w:p>
@@ -2863,6 +2880,36 @@
           </w:tcPr>
           <w:p>
             <w:pPr>
+              <w:spacing w:before="0" w:after="0" w:line="240" w:lineRule="auto"/>
+            </w:pPr>
+            <w:r>
+              <w:t xml:space="preserve"> </w:t>
+            </w:r>
+          </w:p>
+        </w:tc>
+      </w:tr>
+      <w:tr>
+        <w:trPr>
+          <w:trHeight w:val="510" w:hRule="atLeast"/>
+        </w:trPr>
+        <w:tc>
+          <w:tcPr>
+            <w:tcW w:type="dxa" w:w="9865"/>
+            <w:tcMar>
+              <w:top w:w="0" w:type="dxa"/>
+              <w:start w:w="0" w:type="dxa"/>
+              <w:bottom w:w="0" w:type="dxa"/>
+              <w:end w:w="0" w:type="dxa"/>
+            </w:tcMar>
+            <w:tcBorders>
+              <w:top w:val="nil"/>
+              <w:bottom w:val="single" w:sz="5" w:space="0" w:color="CBD5E1"/>
+              <w:start w:val="nil"/>
+              <w:end w:val="nil"/>
+            </w:tcBorders>
+          </w:tcPr>
+          <w:p>
+            <w:pPr>
               <w:spacing w:before="0" w:after="20" w:line="240" w:lineRule="auto"/>
             </w:pPr>
             <w:r>
@@ -2886,7 +2933,7 @@
           <w:color w:val="1A2340"/>
           <w:sz w:val="22"/>
         </w:rPr>
-        <w:t>先寫完，再看：不要先解釋；把讀者真的漏掉或說錯的一件事記下來。</w:t>
+        <w:t>先寫完，再看：記下讀者真的說的：□有落差 □沒有落差。不能靠作者補講或偷看勾選結果。</w:t>
       </w:r>
     </w:p>
     <w:p>
@@ -2903,7 +2950,7 @@
           <w:color w:val="1A2340"/>
           <w:sz w:val="22"/>
         </w:rPr>
-        <w:t>修一處，再請他看完說一次。沒有誤讀就保留，記下讀者說對了什麼。</w:t>
+        <w:t>改一處或保留，再互讀一次。只說文字有寫的內容；還要猜的地方也說出來。</w:t>
       </w:r>
     </w:p>
     <w:p>
@@ -2954,6 +3001,36 @@
       <w:tblGrid>
         <w:gridCol w:w="9865"/>
       </w:tblGrid>
+      <w:tr>
+        <w:trPr>
+          <w:trHeight w:val="510" w:hRule="atLeast"/>
+        </w:trPr>
+        <w:tc>
+          <w:tcPr>
+            <w:tcW w:type="dxa" w:w="9865"/>
+            <w:tcMar>
+              <w:top w:w="0" w:type="dxa"/>
+              <w:start w:w="0" w:type="dxa"/>
+              <w:bottom w:w="0" w:type="dxa"/>
+              <w:end w:w="0" w:type="dxa"/>
+            </w:tcMar>
+            <w:tcBorders>
+              <w:top w:val="nil"/>
+              <w:bottom w:val="single" w:sz="5" w:space="0" w:color="CBD5E1"/>
+              <w:start w:val="nil"/>
+              <w:end w:val="nil"/>
+            </w:tcBorders>
+          </w:tcPr>
+          <w:p>
+            <w:pPr>
+              <w:spacing w:before="0" w:after="0" w:line="240" w:lineRule="auto"/>
+            </w:pPr>
+            <w:r>
+              <w:t xml:space="preserve"> </w:t>
+            </w:r>
+          </w:p>
+        </w:tc>
+      </w:tr>
       <w:tr>
         <w:trPr>
           <w:trHeight w:val="510" w:hRule="atLeast"/>

--- a/worksheets/W15.docx
+++ b/worksheets/W15.docx
@@ -717,10 +717,10 @@
           <w:rFonts w:ascii="Arial Unicode MS" w:hAnsi="Arial Unicode MS" w:eastAsia="Arial Unicode MS"/>
           <w:b/>
           <w:i w:val="0"/>
-          <w:color w:val="1D4ED8"/>
+          <w:color w:val="5B6573"/>
           <w:sz w:val="22"/>
         </w:rPr>
-        <w:t>課堂必寫</w:t>
+        <w:t>可選練習</w:t>
       </w:r>
       <w:r>
         <w:rPr>
@@ -2540,7 +2540,7 @@
           <w:color w:val="1A2340"/>
           <w:sz w:val="22"/>
         </w:rPr>
-        <w:t>82–90 分，新讀者看新版後關頁。我記他說的：主張＿＿；根據＿＿；限制＿＿。仍待改／可保留＿＿；不以「看得懂」代替復述。</w:t>
+        <w:t>80–88 分，新讀者看新版後關頁。我記他說的：主張＿＿；根據＿＿；限制＿＿。仍待改／可保留＿＿；不以「看得懂」代替復述。</w:t>
       </w:r>
     </w:p>
     <w:tbl>
@@ -3423,6 +3423,1000 @@
         <w:t>帶到 W16：讀者最容易誤解第＿＿張的＿＿；公開前我要守住的成立條件／停止點是＿＿。</w:t>
       </w:r>
     </w:p>
+    <w:p>
+      <w:pPr>
+        <w:keepNext/>
+        <w:keepLines w:val="0"/>
+        <w:pageBreakBefore/>
+        <w:spacing w:before="0" w:after="60" w:line="293" w:lineRule="auto"/>
+      </w:pPr>
+      <w:r>
+        <w:rPr>
+          <w:rFonts w:ascii="JetBrains Mono" w:hAnsi="JetBrains Mono" w:eastAsia="Arial Unicode MS"/>
+          <w:b/>
+          <w:i w:val="0"/>
+          <w:color w:val="1D4ED8"/>
+          <w:sz w:val="22"/>
+        </w:rPr>
+        <w:t>W15 / 05</w:t>
+      </w:r>
+    </w:p>
+    <w:p>
+      <w:pPr>
+        <w:keepNext/>
+        <w:keepLines w:val="0"/>
+        <w:spacing w:before="0" w:after="80" w:line="252" w:lineRule="auto"/>
+      </w:pPr>
+      <w:r>
+        <w:rPr>
+          <w:rFonts w:ascii="Arial Unicode MS" w:hAnsi="Arial Unicode MS" w:eastAsia="Arial Unicode MS"/>
+          <w:b/>
+          <w:i w:val="0"/>
+          <w:color w:val="1A2340"/>
+          <w:sz w:val="44"/>
+        </w:rPr>
+        <w:t>壓成導覽句，讀者還找得到嗎？</w:t>
+      </w:r>
+    </w:p>
+    <w:p>
+      <w:pPr>
+        <w:keepNext w:val="0"/>
+        <w:keepLines w:val="0"/>
+        <w:spacing w:before="0" w:after="140" w:line="293" w:lineRule="auto"/>
+      </w:pPr>
+      <w:r>
+        <w:rPr>
+          <w:rFonts w:ascii="Arial Unicode MS" w:hAnsi="Arial Unicode MS" w:eastAsia="Arial Unicode MS"/>
+          <w:b w:val="0"/>
+          <w:i w:val="0"/>
+          <w:color w:val="5B6573"/>
+          <w:sz w:val="22"/>
+        </w:rPr>
+        <w:t>有餘裕或課餘選做；可留白、不計分、不追交。題目在同一份歷程本，詳解在本週最後。</w:t>
+      </w:r>
+    </w:p>
+    <w:p>
+      <w:pPr>
+        <w:keepNext w:val="0"/>
+        <w:keepLines w:val="0"/>
+        <w:spacing w:before="0" w:after="120" w:line="293" w:lineRule="auto"/>
+      </w:pPr>
+      <w:r>
+        <w:rPr>
+          <w:rFonts w:ascii="Arial Unicode MS" w:hAnsi="Arial Unicode MS" w:eastAsia="Arial Unicode MS"/>
+          <w:b w:val="0"/>
+          <w:i w:val="0"/>
+          <w:color w:val="1A2340"/>
+          <w:sz w:val="21"/>
+        </w:rPr>
+        <w:t>115 學測英文第 47–50 題 A 店材料｜印刷第 9 頁；依公開題材節錄／重排，任務為本課改編。</w:t>
+      </w:r>
+    </w:p>
+    <w:p>
+      <w:pPr>
+        <w:keepNext w:val="0"/>
+        <w:keepLines w:val="0"/>
+        <w:spacing w:before="0" w:after="120" w:line="293" w:lineRule="auto"/>
+      </w:pPr>
+      <w:r>
+        <w:rPr>
+          <w:rFonts w:ascii="Arial Unicode MS" w:hAnsi="Arial Unicode MS" w:eastAsia="Arial Unicode MS"/>
+          <w:b w:val="0"/>
+          <w:i w:val="0"/>
+          <w:color w:val="1A2340"/>
+          <w:sz w:val="22"/>
+        </w:rPr>
+        <w:t>Oh Eco（本課英文摘要，完整原段見原卷）</w:t>
+        <w:br/>
+        <w:t>Concerned about misleading green claims, Alice Bao runs Oh Eco. The shop offers reusable bottles, bamboo toothbrushes and soy candles. The paragraph introduces her motivation and the items she sells.</w:t>
+      </w:r>
+    </w:p>
+    <w:p>
+      <w:pPr>
+        <w:keepNext/>
+        <w:keepLines w:val="0"/>
+        <w:spacing w:before="160" w:after="60" w:line="293" w:lineRule="auto"/>
+      </w:pPr>
+      <w:r>
+        <w:rPr>
+          <w:rFonts w:ascii="Arial Unicode MS" w:hAnsi="Arial Unicode MS" w:eastAsia="Arial Unicode MS"/>
+          <w:b/>
+          <w:i w:val="0"/>
+          <w:color w:val="1A2340"/>
+          <w:sz w:val="30"/>
+        </w:rPr>
+        <w:t>任務｜不重抄題文</w:t>
+      </w:r>
+    </w:p>
+    <w:p>
+      <w:pPr>
+        <w:keepNext w:val="0"/>
+        <w:keepLines w:val="0"/>
+        <w:spacing w:before="0" w:after="100" w:line="293" w:lineRule="auto"/>
+      </w:pPr>
+      <w:r>
+        <w:rPr>
+          <w:rFonts w:ascii="Arial Unicode MS" w:hAnsi="Arial Unicode MS" w:eastAsia="Arial Unicode MS"/>
+          <w:b w:val="0"/>
+          <w:i w:val="0"/>
+          <w:color w:val="1A2340"/>
+          <w:sz w:val="22"/>
+        </w:rPr>
+        <w:t>把材料壓成 20 個英文單詞以內的導覽句，至少保留店名與兩種可買的物品。讓人只讀你的句子就知道去哪裡買什麼；不用重寫全文，也不要替商品新增保證。</w:t>
+      </w:r>
+    </w:p>
+    <w:p>
+      <w:pPr>
+        <w:keepNext w:val="0"/>
+        <w:keepLines w:val="0"/>
+        <w:spacing w:before="0" w:after="100" w:line="293" w:lineRule="auto"/>
+      </w:pPr>
+      <w:r>
+        <w:rPr>
+          <w:rFonts w:ascii="Arial Unicode MS" w:hAnsi="Arial Unicode MS" w:eastAsia="Arial Unicode MS"/>
+          <w:b w:val="0"/>
+          <w:i w:val="0"/>
+          <w:color w:val="1A2340"/>
+          <w:sz w:val="21"/>
+        </w:rPr>
+        <w:t>先備回查｜reusable bottles 可重複使用的水瓶；bamboo toothbrushes 竹牙刷；soy candles 大豆蠟燭。這是學測文章設定的店家，不是真實店家推薦。</w:t>
+      </w:r>
+    </w:p>
+    <w:p>
+      <w:pPr>
+        <w:keepNext/>
+        <w:keepLines w:val="0"/>
+        <w:spacing w:before="120" w:after="60" w:line="293" w:lineRule="auto"/>
+      </w:pPr>
+      <w:r>
+        <w:rPr>
+          <w:rFonts w:ascii="Arial Unicode MS" w:hAnsi="Arial Unicode MS" w:eastAsia="Arial Unicode MS"/>
+          <w:b/>
+          <w:i w:val="0"/>
+          <w:color w:val="1A2340"/>
+          <w:sz w:val="30"/>
+        </w:rPr>
+        <w:t>需要時才看提示</w:t>
+      </w:r>
+    </w:p>
+    <w:p>
+      <w:pPr>
+        <w:keepNext w:val="0"/>
+        <w:keepLines w:val="0"/>
+        <w:spacing w:before="0" w:after="80" w:line="293" w:lineRule="auto"/>
+      </w:pPr>
+      <w:r>
+        <w:rPr>
+          <w:rFonts w:ascii="Arial Unicode MS" w:hAnsi="Arial Unicode MS" w:eastAsia="Arial Unicode MS"/>
+          <w:b w:val="0"/>
+          <w:i w:val="0"/>
+          <w:color w:val="1A2340"/>
+          <w:sz w:val="22"/>
+        </w:rPr>
+        <w:t>1｜定讀者要找的事：店名與物品，各有哪個詞不能丟？</w:t>
+      </w:r>
+    </w:p>
+    <w:p>
+      <w:pPr>
+        <w:keepNext w:val="0"/>
+        <w:keepLines w:val="0"/>
+        <w:spacing w:before="0" w:after="80" w:line="293" w:lineRule="auto"/>
+      </w:pPr>
+      <w:r>
+        <w:rPr>
+          <w:rFonts w:ascii="Arial Unicode MS" w:hAnsi="Arial Unicode MS" w:eastAsia="Arial Unicode MS"/>
+          <w:b w:val="0"/>
+          <w:i w:val="0"/>
+          <w:color w:val="1A2340"/>
+          <w:sz w:val="22"/>
+        </w:rPr>
+        <w:t>2｜刪旁枝，留關係：創店者心情與「店裡賣什麼」，哪個較直接回答任務？</w:t>
+      </w:r>
+    </w:p>
+    <w:p>
+      <w:pPr>
+        <w:keepNext w:val="0"/>
+        <w:keepLines w:val="0"/>
+        <w:spacing w:before="0" w:after="80" w:line="293" w:lineRule="auto"/>
+      </w:pPr>
+      <w:r>
+        <w:rPr>
+          <w:rFonts w:ascii="Arial Unicode MS" w:hAnsi="Arial Unicode MS" w:eastAsia="Arial Unicode MS"/>
+          <w:b w:val="0"/>
+          <w:i w:val="0"/>
+          <w:color w:val="1A2340"/>
+          <w:sz w:val="22"/>
+        </w:rPr>
+        <w:t>3｜核對新增承諾：你的句子有沒有加上便宜、零污染或認證？原段有這些依據嗎？</w:t>
+      </w:r>
+    </w:p>
+    <w:p>
+      <w:pPr>
+        <w:keepNext w:val="0"/>
+        <w:keepLines w:val="0"/>
+        <w:spacing w:before="120" w:after="80" w:line="293" w:lineRule="auto"/>
+      </w:pPr>
+      <w:r>
+        <w:rPr>
+          <w:rFonts w:ascii="Arial Unicode MS" w:hAnsi="Arial Unicode MS" w:eastAsia="Arial Unicode MS"/>
+          <w:b w:val="0"/>
+          <w:i w:val="0"/>
+          <w:color w:val="1A2340"/>
+          <w:sz w:val="22"/>
+        </w:rPr>
+        <w:t>W15：先定讀者需要，再壓縮；回讀落差後定位詞句並改留。</w:t>
+      </w:r>
+    </w:p>
+    <w:p>
+      <w:pPr>
+        <w:keepNext w:val="0"/>
+        <w:keepLines w:val="0"/>
+        <w:spacing w:before="0" w:after="60" w:line="293" w:lineRule="auto"/>
+      </w:pPr>
+      <w:r>
+        <w:rPr>
+          <w:rFonts w:ascii="Arial Unicode MS" w:hAnsi="Arial Unicode MS" w:eastAsia="Arial Unicode MS"/>
+          <w:b w:val="0"/>
+          <w:i w:val="0"/>
+          <w:color w:val="1A2340"/>
+          <w:sz w:val="18"/>
+        </w:rPr>
+        <w:t>完整原卷：https://www.ceec.edu.tw/files/file_pool/1/0q054532302653501476/02-115%E5%AD%B8%E6%B8%AC%E8%8B%B1%E6%96%87%E8%A9%A6%E5%8D%B7.pdf#page=10</w:t>
+      </w:r>
+    </w:p>
+    <w:p>
+      <w:pPr>
+        <w:keepNext w:val="0"/>
+        <w:keepLines w:val="0"/>
+        <w:spacing w:before="0" w:after="60" w:line="293" w:lineRule="auto"/>
+      </w:pPr>
+      <w:r>
+        <w:rPr>
+          <w:rFonts w:ascii="Arial Unicode MS" w:hAnsi="Arial Unicode MS" w:eastAsia="Arial Unicode MS"/>
+          <w:b w:val="0"/>
+          <w:i w:val="0"/>
+          <w:color w:val="1A2340"/>
+          <w:sz w:val="21"/>
+        </w:rPr>
+        <w:t>詳解在本週投影最後。整本收回後，從同一份線上歷程本取題；不另印一張卡。</w:t>
+      </w:r>
+    </w:p>
+    <w:p>
+      <w:pPr>
+        <w:keepNext/>
+        <w:keepLines w:val="0"/>
+        <w:pageBreakBefore/>
+        <w:spacing w:before="0" w:after="60" w:line="293" w:lineRule="auto"/>
+      </w:pPr>
+      <w:r>
+        <w:rPr>
+          <w:rFonts w:ascii="JetBrains Mono" w:hAnsi="JetBrains Mono" w:eastAsia="Arial Unicode MS"/>
+          <w:b/>
+          <w:i w:val="0"/>
+          <w:color w:val="1D4ED8"/>
+          <w:sz w:val="22"/>
+        </w:rPr>
+        <w:t>W15 / 06</w:t>
+      </w:r>
+    </w:p>
+    <w:p>
+      <w:pPr>
+        <w:keepNext/>
+        <w:keepLines w:val="0"/>
+        <w:spacing w:before="0" w:after="80" w:line="252" w:lineRule="auto"/>
+      </w:pPr>
+      <w:r>
+        <w:rPr>
+          <w:rFonts w:ascii="Arial Unicode MS" w:hAnsi="Arial Unicode MS" w:eastAsia="Arial Unicode MS"/>
+          <w:b/>
+          <w:i w:val="0"/>
+          <w:color w:val="1A2340"/>
+          <w:sz w:val="44"/>
+        </w:rPr>
+        <w:t>保留自己的解題來路</w:t>
+      </w:r>
+    </w:p>
+    <w:p>
+      <w:pPr>
+        <w:keepNext w:val="0"/>
+        <w:keepLines w:val="0"/>
+        <w:spacing w:before="0" w:after="140" w:line="293" w:lineRule="auto"/>
+      </w:pPr>
+      <w:r>
+        <w:rPr>
+          <w:rFonts w:ascii="Arial Unicode MS" w:hAnsi="Arial Unicode MS" w:eastAsia="Arial Unicode MS"/>
+          <w:b w:val="0"/>
+          <w:i w:val="0"/>
+          <w:color w:val="5B6573"/>
+          <w:sz w:val="22"/>
+        </w:rPr>
+        <w:t>可留白；這兩頁隨整本保管，不計分、不追交、不另上傳。</w:t>
+      </w:r>
+    </w:p>
+    <w:p>
+      <w:pPr>
+        <w:keepNext/>
+        <w:keepLines w:val="0"/>
+        <w:spacing w:before="100" w:after="40" w:line="293" w:lineRule="auto"/>
+      </w:pPr>
+      <w:r>
+        <w:rPr>
+          <w:rFonts w:ascii="JetBrains Mono" w:hAnsi="JetBrains Mono" w:eastAsia="Arial Unicode MS"/>
+          <w:b/>
+          <w:i w:val="0"/>
+          <w:color w:val="1D4ED8"/>
+          <w:sz w:val="30"/>
+        </w:rPr>
+        <w:t>01</w:t>
+      </w:r>
+      <w:r>
+        <w:rPr>
+          <w:rFonts w:ascii="Arial Unicode MS" w:hAnsi="Arial Unicode MS" w:eastAsia="Arial Unicode MS"/>
+          <w:b w:val="0"/>
+          <w:i w:val="0"/>
+          <w:color w:val="1D4ED8"/>
+          <w:sz w:val="30"/>
+        </w:rPr>
+        <w:t xml:space="preserve">  </w:t>
+      </w:r>
+      <w:r>
+        <w:rPr>
+          <w:rFonts w:ascii="Arial Unicode MS" w:hAnsi="Arial Unicode MS" w:eastAsia="Arial Unicode MS"/>
+          <w:b/>
+          <w:i w:val="0"/>
+          <w:color w:val="1A2340"/>
+          <w:sz w:val="30"/>
+        </w:rPr>
+        <w:t>初答與依據</w:t>
+      </w:r>
+    </w:p>
+    <w:p>
+      <w:pPr>
+        <w:keepNext w:val="0"/>
+        <w:keepLines w:val="0"/>
+        <w:spacing w:before="0" w:after="40" w:line="293" w:lineRule="auto"/>
+      </w:pPr>
+      <w:r>
+        <w:rPr>
+          <w:rFonts w:ascii="Arial Unicode MS" w:hAnsi="Arial Unicode MS" w:eastAsia="Arial Unicode MS"/>
+          <w:b w:val="0"/>
+          <w:i w:val="0"/>
+          <w:color w:val="1A2340"/>
+          <w:sz w:val="22"/>
+        </w:rPr>
+        <w:t>先自己解；可畫圖、圈原材料、寫算式或記卡點。</w:t>
+      </w:r>
+    </w:p>
+    <w:tbl>
+      <w:tblPr>
+        <w:tblW w:type="dxa" w:w="9865"/>
+        <w:jc w:val="left"/>
+        <w:tblLayout w:type="fixed"/>
+        <w:tblLook w:firstColumn="1" w:firstRow="1" w:lastColumn="0" w:lastRow="0" w:noHBand="0" w:noVBand="1" w:val="04A0"/>
+        <w:tblInd w:type="dxa" w:w="0"/>
+      </w:tblPr>
+      <w:tblGrid>
+        <w:gridCol w:w="9865"/>
+      </w:tblGrid>
+      <w:tr>
+        <w:trPr>
+          <w:trHeight w:val="454" w:hRule="atLeast"/>
+        </w:trPr>
+        <w:tc>
+          <w:tcPr>
+            <w:tcW w:type="dxa" w:w="9865"/>
+            <w:tcMar>
+              <w:top w:w="0" w:type="dxa"/>
+              <w:start w:w="0" w:type="dxa"/>
+              <w:bottom w:w="0" w:type="dxa"/>
+              <w:end w:w="0" w:type="dxa"/>
+            </w:tcMar>
+            <w:tcBorders>
+              <w:top w:val="nil"/>
+              <w:bottom w:val="single" w:sz="5" w:space="0" w:color="CBD5E1"/>
+              <w:start w:val="nil"/>
+              <w:end w:val="nil"/>
+            </w:tcBorders>
+          </w:tcPr>
+          <w:p>
+            <w:pPr>
+              <w:spacing w:before="0" w:after="0" w:line="240" w:lineRule="auto"/>
+            </w:pPr>
+            <w:r>
+              <w:t xml:space="preserve"> </w:t>
+            </w:r>
+          </w:p>
+        </w:tc>
+      </w:tr>
+      <w:tr>
+        <w:trPr>
+          <w:trHeight w:val="454" w:hRule="atLeast"/>
+        </w:trPr>
+        <w:tc>
+          <w:tcPr>
+            <w:tcW w:type="dxa" w:w="9865"/>
+            <w:tcMar>
+              <w:top w:w="0" w:type="dxa"/>
+              <w:start w:w="0" w:type="dxa"/>
+              <w:bottom w:w="0" w:type="dxa"/>
+              <w:end w:w="0" w:type="dxa"/>
+            </w:tcMar>
+            <w:tcBorders>
+              <w:top w:val="nil"/>
+              <w:bottom w:val="single" w:sz="5" w:space="0" w:color="CBD5E1"/>
+              <w:start w:val="nil"/>
+              <w:end w:val="nil"/>
+            </w:tcBorders>
+          </w:tcPr>
+          <w:p>
+            <w:pPr>
+              <w:spacing w:before="0" w:after="0" w:line="240" w:lineRule="auto"/>
+            </w:pPr>
+            <w:r>
+              <w:t xml:space="preserve"> </w:t>
+            </w:r>
+          </w:p>
+        </w:tc>
+      </w:tr>
+      <w:tr>
+        <w:trPr>
+          <w:trHeight w:val="454" w:hRule="atLeast"/>
+        </w:trPr>
+        <w:tc>
+          <w:tcPr>
+            <w:tcW w:type="dxa" w:w="9865"/>
+            <w:tcMar>
+              <w:top w:w="0" w:type="dxa"/>
+              <w:start w:w="0" w:type="dxa"/>
+              <w:bottom w:w="0" w:type="dxa"/>
+              <w:end w:w="0" w:type="dxa"/>
+            </w:tcMar>
+            <w:tcBorders>
+              <w:top w:val="nil"/>
+              <w:bottom w:val="single" w:sz="5" w:space="0" w:color="CBD5E1"/>
+              <w:start w:val="nil"/>
+              <w:end w:val="nil"/>
+            </w:tcBorders>
+          </w:tcPr>
+          <w:p>
+            <w:pPr>
+              <w:spacing w:before="0" w:after="0" w:line="240" w:lineRule="auto"/>
+            </w:pPr>
+            <w:r>
+              <w:t xml:space="preserve"> </w:t>
+            </w:r>
+          </w:p>
+        </w:tc>
+      </w:tr>
+      <w:tr>
+        <w:trPr>
+          <w:trHeight w:val="454" w:hRule="atLeast"/>
+        </w:trPr>
+        <w:tc>
+          <w:tcPr>
+            <w:tcW w:type="dxa" w:w="9865"/>
+            <w:tcMar>
+              <w:top w:w="0" w:type="dxa"/>
+              <w:start w:w="0" w:type="dxa"/>
+              <w:bottom w:w="0" w:type="dxa"/>
+              <w:end w:w="0" w:type="dxa"/>
+            </w:tcMar>
+            <w:tcBorders>
+              <w:top w:val="nil"/>
+              <w:bottom w:val="single" w:sz="5" w:space="0" w:color="CBD5E1"/>
+              <w:start w:val="nil"/>
+              <w:end w:val="nil"/>
+            </w:tcBorders>
+          </w:tcPr>
+          <w:p>
+            <w:pPr>
+              <w:spacing w:before="0" w:after="0" w:line="240" w:lineRule="auto"/>
+            </w:pPr>
+            <w:r>
+              <w:t xml:space="preserve"> </w:t>
+            </w:r>
+          </w:p>
+        </w:tc>
+      </w:tr>
+      <w:tr>
+        <w:trPr>
+          <w:trHeight w:val="454" w:hRule="atLeast"/>
+        </w:trPr>
+        <w:tc>
+          <w:tcPr>
+            <w:tcW w:type="dxa" w:w="9865"/>
+            <w:tcMar>
+              <w:top w:w="0" w:type="dxa"/>
+              <w:start w:w="0" w:type="dxa"/>
+              <w:bottom w:w="0" w:type="dxa"/>
+              <w:end w:w="0" w:type="dxa"/>
+            </w:tcMar>
+            <w:tcBorders>
+              <w:top w:val="nil"/>
+              <w:bottom w:val="single" w:sz="5" w:space="0" w:color="CBD5E1"/>
+              <w:start w:val="nil"/>
+              <w:end w:val="nil"/>
+            </w:tcBorders>
+          </w:tcPr>
+          <w:p>
+            <w:pPr>
+              <w:spacing w:before="0" w:after="0" w:line="240" w:lineRule="auto"/>
+            </w:pPr>
+            <w:r>
+              <w:t xml:space="preserve"> </w:t>
+            </w:r>
+          </w:p>
+        </w:tc>
+      </w:tr>
+    </w:tbl>
+    <w:p>
+      <w:pPr>
+        <w:keepNext/>
+        <w:keepLines w:val="0"/>
+        <w:spacing w:before="100" w:after="40" w:line="293" w:lineRule="auto"/>
+      </w:pPr>
+      <w:r>
+        <w:rPr>
+          <w:rFonts w:ascii="JetBrains Mono" w:hAnsi="JetBrains Mono" w:eastAsia="Arial Unicode MS"/>
+          <w:b/>
+          <w:i w:val="0"/>
+          <w:color w:val="1D4ED8"/>
+          <w:sz w:val="30"/>
+        </w:rPr>
+        <w:t>02</w:t>
+      </w:r>
+      <w:r>
+        <w:rPr>
+          <w:rFonts w:ascii="Arial Unicode MS" w:hAnsi="Arial Unicode MS" w:eastAsia="Arial Unicode MS"/>
+          <w:b w:val="0"/>
+          <w:i w:val="0"/>
+          <w:color w:val="1D4ED8"/>
+          <w:sz w:val="30"/>
+        </w:rPr>
+        <w:t xml:space="preserve">  </w:t>
+      </w:r>
+      <w:r>
+        <w:rPr>
+          <w:rFonts w:ascii="Arial Unicode MS" w:hAnsi="Arial Unicode MS" w:eastAsia="Arial Unicode MS"/>
+          <w:b/>
+          <w:i w:val="0"/>
+          <w:color w:val="1A2340"/>
+          <w:sz w:val="30"/>
+        </w:rPr>
+        <w:t>提示／回查／真實讀者回應</w:t>
+      </w:r>
+    </w:p>
+    <w:p>
+      <w:pPr>
+        <w:keepNext w:val="0"/>
+        <w:keepLines w:val="0"/>
+        <w:spacing w:before="0" w:after="40" w:line="293" w:lineRule="auto"/>
+      </w:pPr>
+      <w:r>
+        <w:rPr>
+          <w:rFonts w:ascii="Arial Unicode MS" w:hAnsi="Arial Unicode MS" w:eastAsia="Arial Unicode MS"/>
+          <w:b w:val="0"/>
+          <w:i w:val="0"/>
+          <w:color w:val="1A2340"/>
+          <w:sz w:val="22"/>
+        </w:rPr>
+        <w:t>提示 □未用 □1 □2 □3；自己做：記一處回查發現。有搭檔才記對方實際說的話。</w:t>
+      </w:r>
+    </w:p>
+    <w:tbl>
+      <w:tblPr>
+        <w:tblW w:type="dxa" w:w="9865"/>
+        <w:jc w:val="left"/>
+        <w:tblLayout w:type="fixed"/>
+        <w:tblLook w:firstColumn="1" w:firstRow="1" w:lastColumn="0" w:lastRow="0" w:noHBand="0" w:noVBand="1" w:val="04A0"/>
+        <w:tblInd w:type="dxa" w:w="0"/>
+      </w:tblPr>
+      <w:tblGrid>
+        <w:gridCol w:w="9865"/>
+      </w:tblGrid>
+      <w:tr>
+        <w:trPr>
+          <w:trHeight w:val="454" w:hRule="atLeast"/>
+        </w:trPr>
+        <w:tc>
+          <w:tcPr>
+            <w:tcW w:type="dxa" w:w="9865"/>
+            <w:tcMar>
+              <w:top w:w="0" w:type="dxa"/>
+              <w:start w:w="0" w:type="dxa"/>
+              <w:bottom w:w="0" w:type="dxa"/>
+              <w:end w:w="0" w:type="dxa"/>
+            </w:tcMar>
+            <w:tcBorders>
+              <w:top w:val="nil"/>
+              <w:bottom w:val="single" w:sz="5" w:space="0" w:color="CBD5E1"/>
+              <w:start w:val="nil"/>
+              <w:end w:val="nil"/>
+            </w:tcBorders>
+          </w:tcPr>
+          <w:p>
+            <w:pPr>
+              <w:spacing w:before="0" w:after="0" w:line="240" w:lineRule="auto"/>
+            </w:pPr>
+            <w:r>
+              <w:t xml:space="preserve"> </w:t>
+            </w:r>
+          </w:p>
+        </w:tc>
+      </w:tr>
+      <w:tr>
+        <w:trPr>
+          <w:trHeight w:val="454" w:hRule="atLeast"/>
+        </w:trPr>
+        <w:tc>
+          <w:tcPr>
+            <w:tcW w:type="dxa" w:w="9865"/>
+            <w:tcMar>
+              <w:top w:w="0" w:type="dxa"/>
+              <w:start w:w="0" w:type="dxa"/>
+              <w:bottom w:w="0" w:type="dxa"/>
+              <w:end w:w="0" w:type="dxa"/>
+            </w:tcMar>
+            <w:tcBorders>
+              <w:top w:val="nil"/>
+              <w:bottom w:val="single" w:sz="5" w:space="0" w:color="CBD5E1"/>
+              <w:start w:val="nil"/>
+              <w:end w:val="nil"/>
+            </w:tcBorders>
+          </w:tcPr>
+          <w:p>
+            <w:pPr>
+              <w:spacing w:before="0" w:after="0" w:line="240" w:lineRule="auto"/>
+            </w:pPr>
+            <w:r>
+              <w:t xml:space="preserve"> </w:t>
+            </w:r>
+          </w:p>
+        </w:tc>
+      </w:tr>
+      <w:tr>
+        <w:trPr>
+          <w:trHeight w:val="454" w:hRule="atLeast"/>
+        </w:trPr>
+        <w:tc>
+          <w:tcPr>
+            <w:tcW w:type="dxa" w:w="9865"/>
+            <w:tcMar>
+              <w:top w:w="0" w:type="dxa"/>
+              <w:start w:w="0" w:type="dxa"/>
+              <w:bottom w:w="0" w:type="dxa"/>
+              <w:end w:w="0" w:type="dxa"/>
+            </w:tcMar>
+            <w:tcBorders>
+              <w:top w:val="nil"/>
+              <w:bottom w:val="single" w:sz="5" w:space="0" w:color="CBD5E1"/>
+              <w:start w:val="nil"/>
+              <w:end w:val="nil"/>
+            </w:tcBorders>
+          </w:tcPr>
+          <w:p>
+            <w:pPr>
+              <w:spacing w:before="0" w:after="0" w:line="240" w:lineRule="auto"/>
+            </w:pPr>
+            <w:r>
+              <w:t xml:space="preserve"> </w:t>
+            </w:r>
+          </w:p>
+        </w:tc>
+      </w:tr>
+    </w:tbl>
+    <w:p>
+      <w:pPr>
+        <w:keepNext/>
+        <w:keepLines w:val="0"/>
+        <w:spacing w:before="100" w:after="40" w:line="293" w:lineRule="auto"/>
+      </w:pPr>
+      <w:r>
+        <w:rPr>
+          <w:rFonts w:ascii="JetBrains Mono" w:hAnsi="JetBrains Mono" w:eastAsia="Arial Unicode MS"/>
+          <w:b/>
+          <w:i w:val="0"/>
+          <w:color w:val="1D4ED8"/>
+          <w:sz w:val="30"/>
+        </w:rPr>
+        <w:t>03</w:t>
+      </w:r>
+      <w:r>
+        <w:rPr>
+          <w:rFonts w:ascii="Arial Unicode MS" w:hAnsi="Arial Unicode MS" w:eastAsia="Arial Unicode MS"/>
+          <w:b w:val="0"/>
+          <w:i w:val="0"/>
+          <w:color w:val="1D4ED8"/>
+          <w:sz w:val="30"/>
+        </w:rPr>
+        <w:t xml:space="preserve">  </w:t>
+      </w:r>
+      <w:r>
+        <w:rPr>
+          <w:rFonts w:ascii="Arial Unicode MS" w:hAnsi="Arial Unicode MS" w:eastAsia="Arial Unicode MS"/>
+          <w:b/>
+          <w:i w:val="0"/>
+          <w:color w:val="1A2340"/>
+          <w:sz w:val="30"/>
+        </w:rPr>
+        <w:t>本人改／留與理由</w:t>
+      </w:r>
+    </w:p>
+    <w:p>
+      <w:pPr>
+        <w:keepNext w:val="0"/>
+        <w:keepLines w:val="0"/>
+        <w:spacing w:before="0" w:after="40" w:line="293" w:lineRule="auto"/>
+      </w:pPr>
+      <w:r>
+        <w:rPr>
+          <w:rFonts w:ascii="Arial Unicode MS" w:hAnsi="Arial Unicode MS" w:eastAsia="Arial Unicode MS"/>
+          <w:b w:val="0"/>
+          <w:i w:val="0"/>
+          <w:color w:val="1A2340"/>
+          <w:sz w:val="22"/>
+        </w:rPr>
+        <w:t>哪個字、關係或步驟要改？保留也要指一處依據。</w:t>
+      </w:r>
+    </w:p>
+    <w:tbl>
+      <w:tblPr>
+        <w:tblW w:type="dxa" w:w="9865"/>
+        <w:jc w:val="left"/>
+        <w:tblLayout w:type="fixed"/>
+        <w:tblLook w:firstColumn="1" w:firstRow="1" w:lastColumn="0" w:lastRow="0" w:noHBand="0" w:noVBand="1" w:val="04A0"/>
+        <w:tblInd w:type="dxa" w:w="0"/>
+      </w:tblPr>
+      <w:tblGrid>
+        <w:gridCol w:w="9865"/>
+      </w:tblGrid>
+      <w:tr>
+        <w:trPr>
+          <w:trHeight w:val="454" w:hRule="atLeast"/>
+        </w:trPr>
+        <w:tc>
+          <w:tcPr>
+            <w:tcW w:type="dxa" w:w="9865"/>
+            <w:tcMar>
+              <w:top w:w="0" w:type="dxa"/>
+              <w:start w:w="0" w:type="dxa"/>
+              <w:bottom w:w="0" w:type="dxa"/>
+              <w:end w:w="0" w:type="dxa"/>
+            </w:tcMar>
+            <w:tcBorders>
+              <w:top w:val="nil"/>
+              <w:bottom w:val="single" w:sz="5" w:space="0" w:color="CBD5E1"/>
+              <w:start w:val="nil"/>
+              <w:end w:val="nil"/>
+            </w:tcBorders>
+          </w:tcPr>
+          <w:p>
+            <w:pPr>
+              <w:spacing w:before="0" w:after="0" w:line="240" w:lineRule="auto"/>
+            </w:pPr>
+            <w:r>
+              <w:t xml:space="preserve"> </w:t>
+            </w:r>
+          </w:p>
+        </w:tc>
+      </w:tr>
+      <w:tr>
+        <w:trPr>
+          <w:trHeight w:val="454" w:hRule="atLeast"/>
+        </w:trPr>
+        <w:tc>
+          <w:tcPr>
+            <w:tcW w:type="dxa" w:w="9865"/>
+            <w:tcMar>
+              <w:top w:w="0" w:type="dxa"/>
+              <w:start w:w="0" w:type="dxa"/>
+              <w:bottom w:w="0" w:type="dxa"/>
+              <w:end w:w="0" w:type="dxa"/>
+            </w:tcMar>
+            <w:tcBorders>
+              <w:top w:val="nil"/>
+              <w:bottom w:val="single" w:sz="5" w:space="0" w:color="CBD5E1"/>
+              <w:start w:val="nil"/>
+              <w:end w:val="nil"/>
+            </w:tcBorders>
+          </w:tcPr>
+          <w:p>
+            <w:pPr>
+              <w:spacing w:before="0" w:after="0" w:line="240" w:lineRule="auto"/>
+            </w:pPr>
+            <w:r>
+              <w:t xml:space="preserve"> </w:t>
+            </w:r>
+          </w:p>
+        </w:tc>
+      </w:tr>
+      <w:tr>
+        <w:trPr>
+          <w:trHeight w:val="454" w:hRule="atLeast"/>
+        </w:trPr>
+        <w:tc>
+          <w:tcPr>
+            <w:tcW w:type="dxa" w:w="9865"/>
+            <w:tcMar>
+              <w:top w:w="0" w:type="dxa"/>
+              <w:start w:w="0" w:type="dxa"/>
+              <w:bottom w:w="0" w:type="dxa"/>
+              <w:end w:w="0" w:type="dxa"/>
+            </w:tcMar>
+            <w:tcBorders>
+              <w:top w:val="nil"/>
+              <w:bottom w:val="single" w:sz="5" w:space="0" w:color="CBD5E1"/>
+              <w:start w:val="nil"/>
+              <w:end w:val="nil"/>
+            </w:tcBorders>
+          </w:tcPr>
+          <w:p>
+            <w:pPr>
+              <w:spacing w:before="0" w:after="0" w:line="240" w:lineRule="auto"/>
+            </w:pPr>
+            <w:r>
+              <w:t xml:space="preserve"> </w:t>
+            </w:r>
+          </w:p>
+        </w:tc>
+      </w:tr>
+      <w:tr>
+        <w:trPr>
+          <w:trHeight w:val="454" w:hRule="atLeast"/>
+        </w:trPr>
+        <w:tc>
+          <w:tcPr>
+            <w:tcW w:type="dxa" w:w="9865"/>
+            <w:tcMar>
+              <w:top w:w="0" w:type="dxa"/>
+              <w:start w:w="0" w:type="dxa"/>
+              <w:bottom w:w="0" w:type="dxa"/>
+              <w:end w:w="0" w:type="dxa"/>
+            </w:tcMar>
+            <w:tcBorders>
+              <w:top w:val="nil"/>
+              <w:bottom w:val="single" w:sz="5" w:space="0" w:color="CBD5E1"/>
+              <w:start w:val="nil"/>
+              <w:end w:val="nil"/>
+            </w:tcBorders>
+          </w:tcPr>
+          <w:p>
+            <w:pPr>
+              <w:spacing w:before="0" w:after="0" w:line="240" w:lineRule="auto"/>
+            </w:pPr>
+            <w:r>
+              <w:t xml:space="preserve"> </w:t>
+            </w:r>
+          </w:p>
+        </w:tc>
+      </w:tr>
+    </w:tbl>
+    <w:p>
+      <w:pPr>
+        <w:keepNext/>
+        <w:keepLines w:val="0"/>
+        <w:spacing w:before="100" w:after="40" w:line="293" w:lineRule="auto"/>
+      </w:pPr>
+      <w:r>
+        <w:rPr>
+          <w:rFonts w:ascii="JetBrains Mono" w:hAnsi="JetBrains Mono" w:eastAsia="Arial Unicode MS"/>
+          <w:b/>
+          <w:i w:val="0"/>
+          <w:color w:val="1D4ED8"/>
+          <w:sz w:val="30"/>
+        </w:rPr>
+        <w:t>04</w:t>
+      </w:r>
+      <w:r>
+        <w:rPr>
+          <w:rFonts w:ascii="Arial Unicode MS" w:hAnsi="Arial Unicode MS" w:eastAsia="Arial Unicode MS"/>
+          <w:b w:val="0"/>
+          <w:i w:val="0"/>
+          <w:color w:val="1D4ED8"/>
+          <w:sz w:val="30"/>
+        </w:rPr>
+        <w:t xml:space="preserve">  </w:t>
+      </w:r>
+      <w:r>
+        <w:rPr>
+          <w:rFonts w:ascii="Arial Unicode MS" w:hAnsi="Arial Unicode MS" w:eastAsia="Arial Unicode MS"/>
+          <w:b/>
+          <w:i w:val="0"/>
+          <w:color w:val="1A2340"/>
+          <w:sz w:val="30"/>
+        </w:rPr>
+        <w:t>看詳解，只核對一步</w:t>
+      </w:r>
+    </w:p>
+    <w:p>
+      <w:pPr>
+        <w:keepNext w:val="0"/>
+        <w:keepLines w:val="0"/>
+        <w:spacing w:before="0" w:after="40" w:line="293" w:lineRule="auto"/>
+      </w:pPr>
+      <w:r>
+        <w:rPr>
+          <w:rFonts w:ascii="Arial Unicode MS" w:hAnsi="Arial Unicode MS" w:eastAsia="Arial Unicode MS"/>
+          <w:b w:val="0"/>
+          <w:i w:val="0"/>
+          <w:color w:val="1A2340"/>
+          <w:sz w:val="22"/>
+        </w:rPr>
+        <w:t>壓縮後仍可定位店名與物品；「環境友善」是文中描述，不額外保證商品認證或實際效果。</w:t>
+      </w:r>
+    </w:p>
+    <w:tbl>
+      <w:tblPr>
+        <w:tblW w:type="dxa" w:w="9865"/>
+        <w:jc w:val="left"/>
+        <w:tblLayout w:type="fixed"/>
+        <w:tblLook w:firstColumn="1" w:firstRow="1" w:lastColumn="0" w:lastRow="0" w:noHBand="0" w:noVBand="1" w:val="04A0"/>
+        <w:tblInd w:type="dxa" w:w="0"/>
+      </w:tblPr>
+      <w:tblGrid>
+        <w:gridCol w:w="9865"/>
+      </w:tblGrid>
+      <w:tr>
+        <w:trPr>
+          <w:trHeight w:val="454" w:hRule="atLeast"/>
+        </w:trPr>
+        <w:tc>
+          <w:tcPr>
+            <w:tcW w:type="dxa" w:w="9865"/>
+            <w:tcMar>
+              <w:top w:w="0" w:type="dxa"/>
+              <w:start w:w="0" w:type="dxa"/>
+              <w:bottom w:w="0" w:type="dxa"/>
+              <w:end w:w="0" w:type="dxa"/>
+            </w:tcMar>
+            <w:tcBorders>
+              <w:top w:val="nil"/>
+              <w:bottom w:val="single" w:sz="5" w:space="0" w:color="CBD5E1"/>
+              <w:start w:val="nil"/>
+              <w:end w:val="nil"/>
+            </w:tcBorders>
+          </w:tcPr>
+          <w:p>
+            <w:pPr>
+              <w:spacing w:before="0" w:after="0" w:line="240" w:lineRule="auto"/>
+            </w:pPr>
+            <w:r>
+              <w:t xml:space="preserve"> </w:t>
+            </w:r>
+          </w:p>
+        </w:tc>
+      </w:tr>
+      <w:tr>
+        <w:trPr>
+          <w:trHeight w:val="454" w:hRule="atLeast"/>
+        </w:trPr>
+        <w:tc>
+          <w:tcPr>
+            <w:tcW w:type="dxa" w:w="9865"/>
+            <w:tcMar>
+              <w:top w:w="0" w:type="dxa"/>
+              <w:start w:w="0" w:type="dxa"/>
+              <w:bottom w:w="0" w:type="dxa"/>
+              <w:end w:w="0" w:type="dxa"/>
+            </w:tcMar>
+            <w:tcBorders>
+              <w:top w:val="nil"/>
+              <w:bottom w:val="single" w:sz="5" w:space="0" w:color="CBD5E1"/>
+              <w:start w:val="nil"/>
+              <w:end w:val="nil"/>
+            </w:tcBorders>
+          </w:tcPr>
+          <w:p>
+            <w:pPr>
+              <w:spacing w:before="0" w:after="0" w:line="240" w:lineRule="auto"/>
+            </w:pPr>
+            <w:r>
+              <w:t xml:space="preserve"> </w:t>
+            </w:r>
+          </w:p>
+        </w:tc>
+      </w:tr>
+    </w:tbl>
     <w:sectPr>
       <w:headerReference w:type="default" r:id="rId9"/>
       <w:footerReference w:type="default" r:id="rId10"/>

--- a/worksheets/W15.docx
+++ b/worksheets/W15.docx
@@ -34,7 +34,7 @@
           <w:color w:val="1A2340"/>
           <w:sz w:val="44"/>
         </w:rPr>
-        <w:t>先畫固定五格，不先美化</w:t>
+        <w:t>先排好五張簡報，寫清每張要說什麼</w:t>
       </w:r>
     </w:p>
     <w:p>
@@ -51,7 +51,7 @@
           <w:color w:val="5B6573"/>
           <w:sz w:val="22"/>
         </w:rPr>
-        <w:t>A3 版型留小組全文；個人歷程本只記五格骨架。</w:t>
+        <w:t>A3 版型留小組全文；個人歷程本只記五張的重點。</w:t>
       </w:r>
     </w:p>
     <w:p>
@@ -358,7 +358,7 @@
           <w:color w:val="1A2340"/>
           <w:sz w:val="22"/>
         </w:rPr>
-        <w:t>兩個做法 × 用同一種方法比較的 2–3 件事＿＿；暫時立場＿＿；我承認反方說對＿＿。</w:t>
+        <w:t>兩種做法，用相同的 2–3 項比較＿＿；暫時立場＿＿；我承認反方說對＿＿。</w:t>
       </w:r>
     </w:p>
     <w:tbl>
@@ -847,7 +847,7 @@
           <w:color w:val="1A2340"/>
           <w:sz w:val="44"/>
         </w:rPr>
-        <w:t>讓別組關頁復述</w:t>
+        <w:t>讓別組看完關頁，再用自己的話說</w:t>
       </w:r>
     </w:p>
     <w:p>
@@ -2312,7 +2312,7 @@
           <w:color w:val="1A2340"/>
           <w:sz w:val="22"/>
         </w:rPr>
-        <w:t>現在別人應能復述＿＿。□固定五張 □關頁復述 □定位作品位置 □修訂／保留＋條件與停止點。</w:t>
+        <w:t>現在別人應能復述＿＿。□固定五張 □看完關頁，再用自己的話說 □定位作品位置 □修訂／保留＋條件與停止點。</w:t>
       </w:r>
     </w:p>
     <w:tbl>

--- a/worksheets/W15.docx
+++ b/worksheets/W15.docx
@@ -1563,10 +1563,10 @@
           <w:rFonts w:ascii="Arial Unicode MS" w:hAnsi="Arial Unicode MS" w:eastAsia="Arial Unicode MS"/>
           <w:b/>
           <w:i w:val="0"/>
-          <w:color w:val="1D4ED8"/>
+          <w:color w:val="5B6573"/>
           <w:sz w:val="22"/>
         </w:rPr>
-        <w:t>課堂必寫</w:t>
+        <w:t>可留白</w:t>
       </w:r>
       <w:r>
         <w:rPr>
@@ -1967,10 +1967,10 @@
           <w:rFonts w:ascii="Arial Unicode MS" w:hAnsi="Arial Unicode MS" w:eastAsia="Arial Unicode MS"/>
           <w:b/>
           <w:i w:val="0"/>
-          <w:color w:val="1D4ED8"/>
+          <w:color w:val="5B6573"/>
           <w:sz w:val="22"/>
         </w:rPr>
-        <w:t>課堂必寫</w:t>
+        <w:t>可留白</w:t>
       </w:r>
       <w:r>
         <w:rPr>
